--- a/restart/重启_双战斗体系_系统策划案_v1.4.docx
+++ b/restart/重启_双战斗体系_系统策划案_v1.4.docx
@@ -1711,9 +1711,6 @@
       </w:r>
     </w:p>
     <w:p>
-      <w:pPr>
-        <w:pStyle w:val="Heading3"/>
-      </w:pPr>
       <w:r>
         <w:rPr>
           <w:rFonts w:ascii="Times New Roman" w:hAnsi="Times New Roman" w:eastAsia="宋体"/>
@@ -1721,7 +1718,7 @@
           <w:i w:val="0"/>
           <w:sz w:val="21"/>
         </w:rPr>
-        <w:t>2.0 JRPG 系统策划的边界 + 4 层 Why 框架</w:t>
+        <w:t>为什么这份策划案看起来更像文案？因为 JRPG 的系统设计与叙事设计天然不可分。JRPG 的玩家留存靠的是「我信这个世界」——而不是「这个技能很强」。所以这份文档里你会看到大量世界观、台词、设定——这些不是装饰，是绑定系统的绳索。</w:t>
       </w:r>
     </w:p>
     <w:p>
@@ -1732,174 +1729,57 @@
           <w:i w:val="0"/>
           <w:sz w:val="21"/>
         </w:rPr>
-        <w:t>为什么这份策划案看起来更像文案？因为 JRPG 的系统设计与叙事设计天然不可分。JRPG 的玩家留存靠的是：</w:t>
+        <w:t>JRPG 大厂（Falcom / Atlus / SE）都是这么做的：写在前头，让你 / 队友 / 面试官知道这文案风是设计选择，不是跑题。</w:t>
+      </w:r>
+    </w:p>
+    <w:p>
+      <w:pPr>
+        <w:ind w:left="340" w:right="227"/>
+      </w:pPr>
+      <w:r>
+        <w:rPr>
+          <w:rFonts w:ascii="Times New Roman" w:hAnsi="Times New Roman" w:eastAsia="宋体"/>
+          <w:i/>
+          <w:sz w:val="21"/>
+        </w:rPr>
+        <w:t>**写每条规则时，我都会回答 4 层「为什么」：**</w:t>
+        <w:br/>
       </w:r>
       <w:r>
         <w:rPr>
           <w:rFonts w:ascii="Times New Roman" w:hAnsi="Times New Roman" w:eastAsia="宋体"/>
-          <w:b/>
-          <w:i w:val="0"/>
+          <w:i/>
           <w:sz w:val="21"/>
         </w:rPr>
-        <w:t>我信这个世界</w:t>
+        <w:t>- L1 已有哪款游戏 / 设计做过类似的事？</w:t>
+        <w:br/>
       </w:r>
       <w:r>
         <w:rPr>
           <w:rFonts w:ascii="Times New Roman" w:hAnsi="Times New Roman" w:eastAsia="宋体"/>
-          <w:b w:val="0"/>
-          <w:i w:val="0"/>
+          <w:i/>
           <w:sz w:val="21"/>
         </w:rPr>
-        <w:t>——而不是</w:t>
+        <w:t>- L2 这条规则具体解决玩家的什么问题？</w:t>
+        <w:br/>
       </w:r>
       <w:r>
         <w:rPr>
           <w:rFonts w:ascii="Times New Roman" w:hAnsi="Times New Roman" w:eastAsia="宋体"/>
-          <w:b/>
-          <w:i w:val="0"/>
+          <w:i/>
           <w:sz w:val="21"/>
         </w:rPr>
-        <w:t>这个技能很强</w:t>
+        <w:t>- L3 这条规则为什么真能留存或打动玩家？</w:t>
+        <w:br/>
       </w:r>
       <w:r>
         <w:rPr>
           <w:rFonts w:ascii="Times New Roman" w:hAnsi="Times New Roman" w:eastAsia="宋体"/>
-          <w:b w:val="0"/>
-          <w:i w:val="0"/>
+          <w:i/>
           <w:sz w:val="21"/>
         </w:rPr>
-        <w:t>。</w:t>
-      </w:r>
-    </w:p>
-    <w:tbl>
-      <w:tblPr>
-        <w:tblStyle w:val="LightGrid-Accent1"/>
-        <w:tblW w:type="auto" w:w="0"/>
-        <w:tblLook w:firstColumn="1" w:firstRow="1" w:lastColumn="0" w:lastRow="0" w:noHBand="0" w:noVBand="1" w:val="04A0"/>
-      </w:tblPr>
-      <w:tblGrid>
-        <w:gridCol w:w="4320"/>
-        <w:gridCol w:w="4320"/>
-      </w:tblGrid>
-      <w:tr>
-        <w:tc>
-          <w:tcPr>
-            <w:tcW w:type="dxa" w:w="4320"/>
-          </w:tcPr>
-          <w:p>
-            <w:r/>
-            <w:r>
-              <w:rPr>
-                <w:rFonts w:ascii="Times New Roman" w:hAnsi="Times New Roman" w:eastAsia="宋体"/>
-                <w:b w:val="0"/>
-                <w:i w:val="0"/>
-                <w:sz w:val="21"/>
-              </w:rPr>
-              <w:t>类型</w:t>
-            </w:r>
-          </w:p>
-        </w:tc>
-        <w:tc>
-          <w:tcPr>
-            <w:tcW w:type="dxa" w:w="4320"/>
-          </w:tcPr>
-          <w:p>
-            <w:r/>
-            <w:r>
-              <w:rPr>
-                <w:rFonts w:ascii="Times New Roman" w:hAnsi="Times New Roman" w:eastAsia="宋体"/>
-                <w:b w:val="0"/>
-                <w:i w:val="0"/>
-                <w:sz w:val="21"/>
-              </w:rPr>
-              <w:t>系统设计 vs. 数值感受</w:t>
-            </w:r>
-          </w:p>
-        </w:tc>
-      </w:tr>
-      <w:tr>
-        <w:tc>
-          <w:tcPr>
-            <w:tcW w:type="dxa" w:w="4320"/>
-          </w:tcPr>
-          <w:p>
-            <w:r/>
-            <w:r>
-              <w:rPr>
-                <w:rFonts w:ascii="Times New Roman" w:hAnsi="Times New Roman" w:eastAsia="宋体"/>
-                <w:b w:val="0"/>
-                <w:i w:val="0"/>
-                <w:sz w:val="21"/>
-              </w:rPr>
-              <w:t>动作 / FPS / MOBA 系统策划</w:t>
-            </w:r>
-          </w:p>
-        </w:tc>
-        <w:tc>
-          <w:tcPr>
-            <w:tcW w:type="dxa" w:w="4320"/>
-          </w:tcPr>
-          <w:p>
-            <w:r/>
-            <w:r>
-              <w:rPr>
-                <w:rFonts w:ascii="Times New Roman" w:hAnsi="Times New Roman" w:eastAsia="宋体"/>
-                <w:b w:val="0"/>
-                <w:i w:val="0"/>
-                <w:sz w:val="21"/>
-              </w:rPr>
-              <w:t>≈ 70% 数值手感 + 30% 平衡</w:t>
-            </w:r>
-          </w:p>
-        </w:tc>
-      </w:tr>
-      <w:tr>
-        <w:tc>
-          <w:tcPr>
-            <w:tcW w:type="dxa" w:w="4320"/>
-          </w:tcPr>
-          <w:p>
-            <w:r/>
-            <w:r>
-              <w:rPr>
-                <w:rFonts w:ascii="Times New Roman" w:hAnsi="Times New Roman" w:eastAsia="宋体"/>
-                <w:b w:val="0"/>
-                <w:i w:val="0"/>
-                <w:sz w:val="21"/>
-              </w:rPr>
-              <w:t>JRPG 系统策划</w:t>
-            </w:r>
-          </w:p>
-        </w:tc>
-        <w:tc>
-          <w:tcPr>
-            <w:tcW w:type="dxa" w:w="4320"/>
-          </w:tcPr>
-          <w:p>
-            <w:r/>
-            <w:r>
-              <w:rPr>
-                <w:rFonts w:ascii="Times New Roman" w:hAnsi="Times New Roman" w:eastAsia="宋体"/>
-                <w:b w:val="0"/>
-                <w:i w:val="0"/>
-                <w:sz w:val="21"/>
-              </w:rPr>
-              <w:t>≈ 50% 系统设计 + 30% 世界绑定 + 20% 角色台词 / 剧情逻辑</w:t>
-            </w:r>
-          </w:p>
-        </w:tc>
-      </w:tr>
-    </w:tbl>
-    <w:p/>
-    <w:p>
-      <w:r>
-        <w:rPr>
-          <w:rFonts w:ascii="Times New Roman" w:hAnsi="Times New Roman" w:eastAsia="宋体"/>
-          <w:b w:val="0"/>
-          <w:i w:val="0"/>
-          <w:sz w:val="21"/>
-        </w:rPr>
-        <w:t>这不是越界，这是 JRPG 工艺。对 JRPG 大厂（Falcom / Atlus / SE）来说，世界绑定能力是加分项。</w:t>
+        <w:t>- L4 套用了什么设计理论 / 概念？</w:t>
+        <w:br/>
       </w:r>
     </w:p>
     <w:p>
@@ -1910,318 +1790,21 @@
           <w:i w:val="0"/>
           <w:sz w:val="21"/>
         </w:rPr>
-        <w:t>写在前头，是让你 / 面试官 / 队友知道：文案风是设计选择，不是跑题。</w:t>
+        <w:t>&gt;</w:t>
       </w:r>
     </w:p>
     <w:p>
+      <w:pPr>
+        <w:ind w:left="340" w:right="227"/>
+      </w:pPr>
       <w:r>
         <w:rPr>
           <w:rFonts w:ascii="Times New Roman" w:hAnsi="Times New Roman" w:eastAsia="宋体"/>
-          <w:b w:val="0"/>
-          <w:i w:val="0"/>
+          <w:i/>
           <w:sz w:val="21"/>
         </w:rPr>
-        <w:t>#### 2.0.1 4 层 Why 框架</w:t>
-      </w:r>
-    </w:p>
-    <w:p>
-      <w:r>
-        <w:rPr>
-          <w:rFonts w:ascii="Times New Roman" w:hAnsi="Times New Roman" w:eastAsia="宋体"/>
-          <w:b w:val="0"/>
-          <w:i w:val="0"/>
-          <w:sz w:val="21"/>
-        </w:rPr>
-        <w:t>v1.2 起，每条规则必须答完 4 层「为什么」。这是我写每条规则的框架：</w:t>
-      </w:r>
-    </w:p>
-    <w:tbl>
-      <w:tblPr>
-        <w:tblStyle w:val="LightGrid-Accent1"/>
-        <w:tblW w:type="auto" w:w="0"/>
-        <w:tblLook w:firstColumn="1" w:firstRow="1" w:lastColumn="0" w:lastRow="0" w:noHBand="0" w:noVBand="1" w:val="04A0"/>
-      </w:tblPr>
-      <w:tblGrid>
-        <w:gridCol w:w="2880"/>
-        <w:gridCol w:w="2880"/>
-        <w:gridCol w:w="2880"/>
-      </w:tblGrid>
-      <w:tr>
-        <w:tc>
-          <w:tcPr>
-            <w:tcW w:type="dxa" w:w="2880"/>
-          </w:tcPr>
-          <w:p>
-            <w:r/>
-            <w:r>
-              <w:rPr>
-                <w:rFonts w:ascii="Times New Roman" w:hAnsi="Times New Roman" w:eastAsia="宋体"/>
-                <w:b w:val="0"/>
-                <w:i w:val="0"/>
-                <w:sz w:val="21"/>
-              </w:rPr>
-              <w:t>层级</w:t>
-            </w:r>
-          </w:p>
-        </w:tc>
-        <w:tc>
-          <w:tcPr>
-            <w:tcW w:type="dxa" w:w="2880"/>
-          </w:tcPr>
-          <w:p>
-            <w:r/>
-            <w:r>
-              <w:rPr>
-                <w:rFonts w:ascii="Times New Roman" w:hAnsi="Times New Roman" w:eastAsia="宋体"/>
-                <w:b w:val="0"/>
-                <w:i w:val="0"/>
-                <w:sz w:val="21"/>
-              </w:rPr>
-              <w:t>提问</w:t>
-            </w:r>
-          </w:p>
-        </w:tc>
-        <w:tc>
-          <w:tcPr>
-            <w:tcW w:type="dxa" w:w="2880"/>
-          </w:tcPr>
-          <w:p>
-            <w:r/>
-            <w:r>
-              <w:rPr>
-                <w:rFonts w:ascii="Times New Roman" w:hAnsi="Times New Roman" w:eastAsia="宋体"/>
-                <w:b w:val="0"/>
-                <w:i w:val="0"/>
-                <w:sz w:val="21"/>
-              </w:rPr>
-              <w:t>范例</w:t>
-            </w:r>
-          </w:p>
-        </w:tc>
-      </w:tr>
-      <w:tr>
-        <w:tc>
-          <w:tcPr>
-            <w:tcW w:type="dxa" w:w="2880"/>
-          </w:tcPr>
-          <w:p>
-            <w:r/>
-            <w:r>
-              <w:rPr>
-                <w:rFonts w:ascii="Times New Roman" w:hAnsi="Times New Roman" w:eastAsia="宋体"/>
-                <w:b w:val="0"/>
-                <w:i w:val="0"/>
-                <w:sz w:val="21"/>
-              </w:rPr>
-              <w:t>L1 体验类比</w:t>
-            </w:r>
-          </w:p>
-        </w:tc>
-        <w:tc>
-          <w:tcPr>
-            <w:tcW w:type="dxa" w:w="2880"/>
-          </w:tcPr>
-          <w:p>
-            <w:r/>
-            <w:r>
-              <w:rPr>
-                <w:rFonts w:ascii="Times New Roman" w:hAnsi="Times New Roman" w:eastAsia="宋体"/>
-                <w:b w:val="0"/>
-                <w:i w:val="0"/>
-                <w:sz w:val="21"/>
-              </w:rPr>
-              <w:t>已有哪款游戏 / 设计做过类似的事？</w:t>
-            </w:r>
-          </w:p>
-        </w:tc>
-        <w:tc>
-          <w:tcPr>
-            <w:tcW w:type="dxa" w:w="2880"/>
-          </w:tcPr>
-          <w:p>
-            <w:r/>
-            <w:r>
-              <w:rPr>
-                <w:rFonts w:ascii="Times New Roman" w:hAnsi="Times New Roman" w:eastAsia="宋体"/>
-                <w:b w:val="0"/>
-                <w:i w:val="0"/>
-                <w:sz w:val="21"/>
-              </w:rPr>
-              <w:t>参考空轨的行动条系统</w:t>
-            </w:r>
-          </w:p>
-        </w:tc>
-      </w:tr>
-      <w:tr>
-        <w:tc>
-          <w:tcPr>
-            <w:tcW w:type="dxa" w:w="2880"/>
-          </w:tcPr>
-          <w:p>
-            <w:r/>
-            <w:r>
-              <w:rPr>
-                <w:rFonts w:ascii="Times New Roman" w:hAnsi="Times New Roman" w:eastAsia="宋体"/>
-                <w:b w:val="0"/>
-                <w:i w:val="0"/>
-                <w:sz w:val="21"/>
-              </w:rPr>
-              <w:t>L2 玩家痛点</w:t>
-            </w:r>
-          </w:p>
-        </w:tc>
-        <w:tc>
-          <w:tcPr>
-            <w:tcW w:type="dxa" w:w="2880"/>
-          </w:tcPr>
-          <w:p>
-            <w:r/>
-            <w:r>
-              <w:rPr>
-                <w:rFonts w:ascii="Times New Roman" w:hAnsi="Times New Roman" w:eastAsia="宋体"/>
-                <w:b w:val="0"/>
-                <w:i w:val="0"/>
-                <w:sz w:val="21"/>
-              </w:rPr>
-              <w:t>这条规则具体解决玩家的什么问题？</w:t>
-            </w:r>
-          </w:p>
-        </w:tc>
-        <w:tc>
-          <w:tcPr>
-            <w:tcW w:type="dxa" w:w="2880"/>
-          </w:tcPr>
-          <w:p>
-            <w:r/>
-            <w:r>
-              <w:rPr>
-                <w:rFonts w:ascii="Times New Roman" w:hAnsi="Times New Roman" w:eastAsia="宋体"/>
-                <w:b w:val="0"/>
-                <w:i w:val="0"/>
-                <w:sz w:val="21"/>
-              </w:rPr>
-              <w:t>解决「野外刷级」痛点</w:t>
-            </w:r>
-          </w:p>
-        </w:tc>
-      </w:tr>
-      <w:tr>
-        <w:tc>
-          <w:tcPr>
-            <w:tcW w:type="dxa" w:w="2880"/>
-          </w:tcPr>
-          <w:p>
-            <w:r/>
-            <w:r>
-              <w:rPr>
-                <w:rFonts w:ascii="Times New Roman" w:hAnsi="Times New Roman" w:eastAsia="宋体"/>
-                <w:b w:val="0"/>
-                <w:i w:val="0"/>
-                <w:sz w:val="21"/>
-              </w:rPr>
-              <w:t>L3 玩家心理</w:t>
-            </w:r>
-          </w:p>
-        </w:tc>
-        <w:tc>
-          <w:tcPr>
-            <w:tcW w:type="dxa" w:w="2880"/>
-          </w:tcPr>
-          <w:p>
-            <w:r/>
-            <w:r>
-              <w:rPr>
-                <w:rFonts w:ascii="Times New Roman" w:hAnsi="Times New Roman" w:eastAsia="宋体"/>
-                <w:b w:val="0"/>
-                <w:i w:val="0"/>
-                <w:sz w:val="21"/>
-              </w:rPr>
-              <w:t>这条规则为什么真能留存或打动玩家？</w:t>
-            </w:r>
-          </w:p>
-        </w:tc>
-        <w:tc>
-          <w:tcPr>
-            <w:tcW w:type="dxa" w:w="2880"/>
-          </w:tcPr>
-          <w:p>
-            <w:r/>
-            <w:r>
-              <w:rPr>
-                <w:rFonts w:ascii="Times New Roman" w:hAnsi="Times New Roman" w:eastAsia="宋体"/>
-                <w:b w:val="0"/>
-                <w:i w:val="0"/>
-                <w:sz w:val="21"/>
-              </w:rPr>
-              <w:t>自我决定理论：胜任感</w:t>
-            </w:r>
-          </w:p>
-        </w:tc>
-      </w:tr>
-      <w:tr>
-        <w:tc>
-          <w:tcPr>
-            <w:tcW w:type="dxa" w:w="2880"/>
-          </w:tcPr>
-          <w:p>
-            <w:r/>
-            <w:r>
-              <w:rPr>
-                <w:rFonts w:ascii="Times New Roman" w:hAnsi="Times New Roman" w:eastAsia="宋体"/>
-                <w:b w:val="0"/>
-                <w:i w:val="0"/>
-                <w:sz w:val="21"/>
-              </w:rPr>
-              <w:t>L4 体验设计</w:t>
-            </w:r>
-          </w:p>
-        </w:tc>
-        <w:tc>
-          <w:tcPr>
-            <w:tcW w:type="dxa" w:w="2880"/>
-          </w:tcPr>
-          <w:p>
-            <w:r/>
-            <w:r>
-              <w:rPr>
-                <w:rFonts w:ascii="Times New Roman" w:hAnsi="Times New Roman" w:eastAsia="宋体"/>
-                <w:b w:val="0"/>
-                <w:i w:val="0"/>
-                <w:sz w:val="21"/>
-              </w:rPr>
-              <w:t>套用了什么设计理论 / 概念？</w:t>
-            </w:r>
-          </w:p>
-        </w:tc>
-        <w:tc>
-          <w:tcPr>
-            <w:tcW w:type="dxa" w:w="2880"/>
-          </w:tcPr>
-          <w:p>
-            <w:r/>
-            <w:r>
-              <w:rPr>
-                <w:rFonts w:ascii="Times New Roman" w:hAnsi="Times New Roman" w:eastAsia="宋体"/>
-                <w:b w:val="0"/>
-                <w:i w:val="0"/>
-                <w:sz w:val="21"/>
-              </w:rPr>
-              <w:t>选择悖论；叙事-玩法一致性；心流</w:t>
-            </w:r>
-          </w:p>
-        </w:tc>
-      </w:tr>
-    </w:tbl>
-    <w:p/>
-    <w:p>
-      <w:r>
-        <w:rPr>
-          <w:rFonts w:ascii="Times New Roman" w:hAnsi="Times New Roman" w:eastAsia="宋体"/>
-          <w:b w:val="0"/>
-          <w:i w:val="0"/>
-          <w:sz w:val="21"/>
-        </w:rPr>
-        <w:t>L1 + L2 是必答。L3 是「理论支撑」核心。L4 是区分高级策划的加分项。</w:t>
+        <w:t>后面规则里我只挑关键的几条展开 4 层，其它地方留 L1 + L2 即可。</w:t>
+        <w:br/>
       </w:r>
     </w:p>
     <w:p>
@@ -2245,14 +1828,13 @@
         <w:tblLook w:firstColumn="1" w:firstRow="1" w:lastColumn="0" w:lastRow="0" w:noHBand="0" w:noVBand="1" w:val="04A0"/>
       </w:tblPr>
       <w:tblGrid>
-        <w:gridCol w:w="2880"/>
-        <w:gridCol w:w="2880"/>
-        <w:gridCol w:w="2880"/>
+        <w:gridCol w:w="4320"/>
+        <w:gridCol w:w="4320"/>
       </w:tblGrid>
       <w:tr>
         <w:tc>
           <w:tcPr>
-            <w:tcW w:type="dxa" w:w="2880"/>
+            <w:tcW w:type="dxa" w:w="4320"/>
           </w:tcPr>
           <w:p>
             <w:r/>
@@ -2269,24 +1851,7 @@
         </w:tc>
         <w:tc>
           <w:tcPr>
-            <w:tcW w:type="dxa" w:w="2880"/>
-          </w:tcPr>
-          <w:p>
-            <w:r/>
-            <w:r>
-              <w:rPr>
-                <w:rFonts w:ascii="Times New Roman" w:hAnsi="Times New Roman" w:eastAsia="宋体"/>
-                <w:b w:val="0"/>
-                <w:i w:val="0"/>
-                <w:sz w:val="21"/>
-              </w:rPr>
-              <w:t>类比</w:t>
-            </w:r>
-          </w:p>
-        </w:tc>
-        <w:tc>
-          <w:tcPr>
-            <w:tcW w:type="dxa" w:w="2880"/>
+            <w:tcW w:type="dxa" w:w="4320"/>
           </w:tcPr>
           <w:p>
             <w:r/>
@@ -2305,7 +1870,7 @@
       <w:tr>
         <w:tc>
           <w:tcPr>
-            <w:tcW w:type="dxa" w:w="2880"/>
+            <w:tcW w:type="dxa" w:w="4320"/>
           </w:tcPr>
           <w:p>
             <w:r/>
@@ -2322,24 +1887,7 @@
         </w:tc>
         <w:tc>
           <w:tcPr>
-            <w:tcW w:type="dxa" w:w="2880"/>
-          </w:tcPr>
-          <w:p>
-            <w:r/>
-            <w:r>
-              <w:rPr>
-                <w:rFonts w:ascii="Times New Roman" w:hAnsi="Times New Roman" w:eastAsia="宋体"/>
-                <w:b w:val="0"/>
-                <w:i w:val="0"/>
-                <w:sz w:val="21"/>
-              </w:rPr>
-              <w:t>路上跑鞋 / 溜冰场</w:t>
-            </w:r>
-          </w:p>
-        </w:tc>
-        <w:tc>
-          <w:tcPr>
-            <w:tcW w:type="dxa" w:w="2880"/>
+            <w:tcW w:type="dxa" w:w="4320"/>
           </w:tcPr>
           <w:p>
             <w:r/>
@@ -2358,7 +1906,7 @@
       <w:tr>
         <w:tc>
           <w:tcPr>
-            <w:tcW w:type="dxa" w:w="2880"/>
+            <w:tcW w:type="dxa" w:w="4320"/>
           </w:tcPr>
           <w:p>
             <w:r/>
@@ -2375,24 +1923,7 @@
         </w:tc>
         <w:tc>
           <w:tcPr>
-            <w:tcW w:type="dxa" w:w="2880"/>
-          </w:tcPr>
-          <w:p>
-            <w:r/>
-            <w:r>
-              <w:rPr>
-                <w:rFonts w:ascii="Times New Roman" w:hAnsi="Times New Roman" w:eastAsia="宋体"/>
-                <w:b w:val="0"/>
-                <w:i w:val="0"/>
-                <w:sz w:val="21"/>
-              </w:rPr>
-              <w:t>考卷分数</w:t>
-            </w:r>
-          </w:p>
-        </w:tc>
-        <w:tc>
-          <w:tcPr>
-            <w:tcW w:type="dxa" w:w="2880"/>
+            <w:tcW w:type="dxa" w:w="4320"/>
           </w:tcPr>
           <w:p>
             <w:r/>
@@ -2411,7 +1942,7 @@
       <w:tr>
         <w:tc>
           <w:tcPr>
-            <w:tcW w:type="dxa" w:w="2880"/>
+            <w:tcW w:type="dxa" w:w="4320"/>
           </w:tcPr>
           <w:p>
             <w:r/>
@@ -2428,24 +1959,7 @@
         </w:tc>
         <w:tc>
           <w:tcPr>
-            <w:tcW w:type="dxa" w:w="2880"/>
-          </w:tcPr>
-          <w:p>
-            <w:r/>
-            <w:r>
-              <w:rPr>
-                <w:rFonts w:ascii="Times New Roman" w:hAnsi="Times New Roman" w:eastAsia="宋体"/>
-                <w:b w:val="0"/>
-                <w:i w:val="0"/>
-                <w:sz w:val="21"/>
-              </w:rPr>
-              <w:t>工具箱</w:t>
-            </w:r>
-          </w:p>
-        </w:tc>
-        <w:tc>
-          <w:tcPr>
-            <w:tcW w:type="dxa" w:w="2880"/>
+            <w:tcW w:type="dxa" w:w="4320"/>
           </w:tcPr>
           <w:p>
             <w:r/>
@@ -2464,7 +1978,7 @@
       <w:tr>
         <w:tc>
           <w:tcPr>
-            <w:tcW w:type="dxa" w:w="2880"/>
+            <w:tcW w:type="dxa" w:w="4320"/>
           </w:tcPr>
           <w:p>
             <w:r/>
@@ -2481,7 +1995,7 @@
         </w:tc>
         <w:tc>
           <w:tcPr>
-            <w:tcW w:type="dxa" w:w="2880"/>
+            <w:tcW w:type="dxa" w:w="4320"/>
           </w:tcPr>
           <w:p>
             <w:r/>
@@ -2493,23 +2007,6 @@
                 <w:sz w:val="21"/>
               </w:rPr>
               <w:t>技能树 + 装备插槽（仅回合制）</w:t>
-            </w:r>
-          </w:p>
-        </w:tc>
-        <w:tc>
-          <w:tcPr>
-            <w:tcW w:type="dxa" w:w="2880"/>
-          </w:tcPr>
-          <w:p>
-            <w:r/>
-            <w:r>
-              <w:rPr>
-                <w:rFonts w:ascii="Times New Roman" w:hAnsi="Times New Roman" w:eastAsia="宋体"/>
-                <w:b w:val="0"/>
-                <w:i w:val="0"/>
-                <w:sz w:val="21"/>
-              </w:rPr>
-              <w:t>3 个灵脉槽，6 大派系</w:t>
             </w:r>
           </w:p>
         </w:tc>
@@ -2517,7 +2014,7 @@
       <w:tr>
         <w:tc>
           <w:tcPr>
-            <w:tcW w:type="dxa" w:w="2880"/>
+            <w:tcW w:type="dxa" w:w="4320"/>
           </w:tcPr>
           <w:p>
             <w:r/>
@@ -2534,7 +2031,7 @@
         </w:tc>
         <w:tc>
           <w:tcPr>
-            <w:tcW w:type="dxa" w:w="2880"/>
+            <w:tcW w:type="dxa" w:w="4320"/>
           </w:tcPr>
           <w:p>
             <w:r/>
@@ -2546,23 +2043,6 @@
                 <w:sz w:val="21"/>
               </w:rPr>
               <w:t>道具 = 开关 = 结局触发器</w:t>
-            </w:r>
-          </w:p>
-        </w:tc>
-        <w:tc>
-          <w:tcPr>
-            <w:tcW w:type="dxa" w:w="2880"/>
-          </w:tcPr>
-          <w:p>
-            <w:r/>
-            <w:r>
-              <w:rPr>
-                <w:rFonts w:ascii="Times New Roman" w:hAnsi="Times New Roman" w:eastAsia="宋体"/>
-                <w:b w:val="0"/>
-                <w:i w:val="0"/>
-                <w:sz w:val="21"/>
-              </w:rPr>
-              <w:t>希恩按怀表 = 切换战斗；每按一次 = 失去记忆</w:t>
             </w:r>
           </w:p>
         </w:tc>
@@ -2570,7 +2050,7 @@
       <w:tr>
         <w:tc>
           <w:tcPr>
-            <w:tcW w:type="dxa" w:w="2880"/>
+            <w:tcW w:type="dxa" w:w="4320"/>
           </w:tcPr>
           <w:p>
             <w:r/>
@@ -2587,7 +2067,7 @@
         </w:tc>
         <w:tc>
           <w:tcPr>
-            <w:tcW w:type="dxa" w:w="2880"/>
+            <w:tcW w:type="dxa" w:w="4320"/>
           </w:tcPr>
           <w:p>
             <w:r/>
@@ -2599,23 +2079,6 @@
                 <w:sz w:val="21"/>
               </w:rPr>
               <w:t>L1 通用键 + L3 每角色独立</w:t>
-            </w:r>
-          </w:p>
-        </w:tc>
-        <w:tc>
-          <w:tcPr>
-            <w:tcW w:type="dxa" w:w="2880"/>
-          </w:tcPr>
-          <w:p>
-            <w:r/>
-            <w:r>
-              <w:rPr>
-                <w:rFonts w:ascii="Times New Roman" w:hAnsi="Times New Roman" w:eastAsia="宋体"/>
-                <w:b w:val="0"/>
-                <w:i w:val="0"/>
-                <w:sz w:val="21"/>
-              </w:rPr>
-              <w:t>空轨式低门槛 + 鬼泣式差异化</w:t>
             </w:r>
           </w:p>
         </w:tc>
@@ -3363,23 +2826,13 @@
           <w:i w:val="0"/>
           <w:sz w:val="21"/>
         </w:rPr>
-        <w:t>2.3 系统思维导图</w:t>
+        <w:t>2.3 系统一览（嵌套式）</w:t>
       </w:r>
     </w:p>
     <w:p>
-      <w:r>
-        <w:rPr>
-          <w:rFonts w:ascii="Courier New" w:hAnsi="Courier New" w:eastAsia="宋体"/>
-          <w:b w:val="0"/>
-          <w:i w:val="0"/>
-          <w:color w:val="888888"/>
-          <w:sz w:val="21"/>
-        </w:rPr>
-        <w:t>`</w:t>
-      </w:r>
-      <w:r>
-        <w:br/>
-      </w:r>
+      <w:pPr>
+        <w:pStyle w:val="ListBullet"/>
+      </w:pPr>
       <w:r>
         <w:rPr>
           <w:rFonts w:ascii="Times New Roman" w:hAnsi="Times New Roman" w:eastAsia="宋体"/>
@@ -3387,11 +2840,13 @@
           <w:i w:val="0"/>
           <w:sz w:val="21"/>
         </w:rPr>
-        <w:t>[ 战斗系统</w:t>
+        <w:t>战斗系统</w:t>
       </w:r>
-      <w:r>
-        <w:br/>
-      </w:r>
+    </w:p>
+    <w:p>
+      <w:pPr>
+        <w:pStyle w:val="ListBullet"/>
+      </w:pPr>
       <w:r>
         <w:rPr>
           <w:rFonts w:ascii="Times New Roman" w:hAnsi="Times New Roman" w:eastAsia="宋体"/>
@@ -3399,11 +2854,13 @@
           <w:i w:val="0"/>
           <w:sz w:val="21"/>
         </w:rPr>
-        <w:t>+-- 即时（野外）：L1 通用键 + L3 每个角色独特（空轨+鬼泣 混合）</w:t>
+        <w:t>即时（野外）：L1 通用键 + L3 每个角色独特（空轨 + 鬼泣 混合）</w:t>
       </w:r>
-      <w:r>
-        <w:br/>
-      </w:r>
+    </w:p>
+    <w:p>
+      <w:pPr>
+        <w:pStyle w:val="ListBullet"/>
+      </w:pPr>
       <w:r>
         <w:rPr>
           <w:rFonts w:ascii="Times New Roman" w:hAnsi="Times New Roman" w:eastAsia="宋体"/>
@@ -3411,11 +2868,13 @@
           <w:i w:val="0"/>
           <w:sz w:val="21"/>
         </w:rPr>
-        <w:t>+-- 回合制（Boss / R 键）：普攻 / 战技 / 终结技 / CP / 能量 / 通用被动</w:t>
+        <w:t>回合制（Boss / R 键）：普攻 / 战技 / 终结技 / CP / 能量 / 通用被动</w:t>
       </w:r>
-      <w:r>
-        <w:br/>
-      </w:r>
+    </w:p>
+    <w:p>
+      <w:pPr>
+        <w:pStyle w:val="ListBullet"/>
+      </w:pPr>
       <w:r>
         <w:rPr>
           <w:rFonts w:ascii="Times New Roman" w:hAnsi="Times New Roman" w:eastAsia="宋体"/>
@@ -3423,11 +2882,13 @@
           <w:i w:val="0"/>
           <w:sz w:val="21"/>
         </w:rPr>
-        <w:t>]</w:t>
+        <w:t>养成系统</w:t>
       </w:r>
-      <w:r>
-        <w:br/>
-      </w:r>
+    </w:p>
+    <w:p>
+      <w:pPr>
+        <w:pStyle w:val="ListBullet"/>
+      </w:pPr>
       <w:r>
         <w:rPr>
           <w:rFonts w:ascii="Times New Roman" w:hAnsi="Times New Roman" w:eastAsia="宋体"/>
@@ -3435,11 +2896,13 @@
           <w:i w:val="0"/>
           <w:sz w:val="21"/>
         </w:rPr>
-        <w:t>[ 养成系统</w:t>
+        <w:t>等级：绑定世界里程碑，不刷级</w:t>
       </w:r>
-      <w:r>
-        <w:br/>
-      </w:r>
+    </w:p>
+    <w:p>
+      <w:pPr>
+        <w:pStyle w:val="ListBullet"/>
+      </w:pPr>
       <w:r>
         <w:rPr>
           <w:rFonts w:ascii="Times New Roman" w:hAnsi="Times New Roman" w:eastAsia="宋体"/>
@@ -3447,11 +2910,13 @@
           <w:i w:val="0"/>
           <w:sz w:val="21"/>
         </w:rPr>
-        <w:t>+-- 等级：绑定世界里程碑，不刷级</w:t>
+        <w:t>装备：任务 / 遗迹，两模式共享</w:t>
       </w:r>
-      <w:r>
-        <w:br/>
-      </w:r>
+    </w:p>
+    <w:p>
+      <w:pPr>
+        <w:pStyle w:val="ListBullet"/>
+      </w:pPr>
       <w:r>
         <w:rPr>
           <w:rFonts w:ascii="Times New Roman" w:hAnsi="Times New Roman" w:eastAsia="宋体"/>
@@ -3459,19 +2924,7 @@
           <w:i w:val="0"/>
           <w:sz w:val="21"/>
         </w:rPr>
-        <w:t>+-- 装备：任务 / 遗迹，两模式共享</w:t>
-      </w:r>
-      <w:r>
-        <w:br/>
-      </w:r>
-      <w:r>
-        <w:rPr>
-          <w:rFonts w:ascii="Times New Roman" w:hAnsi="Times New Roman" w:eastAsia="宋体"/>
-          <w:b w:val="0"/>
-          <w:i w:val="0"/>
-          <w:sz w:val="21"/>
-        </w:rPr>
-        <w:t>+-- 灵脉：3 槽位 × 核心灵核 + 2 自由灵核，5 条符文分支（</w:t>
+        <w:t>灵脉：3 槽位 × 核心灵核 + 2 自由灵核，5 条符文分支（</w:t>
       </w:r>
       <w:r>
         <w:rPr>
@@ -3480,7 +2933,7 @@
           <w:i w:val="0"/>
           <w:sz w:val="21"/>
         </w:rPr>
-        <w:t xml:space="preserve"> 仅回合制生效 </w:t>
+        <w:t>仅回合制生效</w:t>
       </w:r>
       <w:r>
         <w:rPr>
@@ -3491,9 +2944,11 @@
         </w:rPr>
         <w:t>）</w:t>
       </w:r>
-      <w:r>
-        <w:br/>
-      </w:r>
+    </w:p>
+    <w:p>
+      <w:pPr>
+        <w:pStyle w:val="ListBullet"/>
+      </w:pPr>
       <w:r>
         <w:rPr>
           <w:rFonts w:ascii="Times New Roman" w:hAnsi="Times New Roman" w:eastAsia="宋体"/>
@@ -3501,32 +2956,7 @@
           <w:i w:val="0"/>
           <w:sz w:val="21"/>
         </w:rPr>
-        <w:t>]</w:t>
-      </w:r>
-      <w:r>
-        <w:br/>
-      </w:r>
-      <w:r>
-        <w:rPr>
-          <w:rFonts w:ascii="Times New Roman" w:hAnsi="Times New Roman" w:eastAsia="宋体"/>
-          <w:b w:val="0"/>
-          <w:i w:val="0"/>
-          <w:sz w:val="21"/>
-        </w:rPr>
-        <w:t>[ 6 派系：祝福 / 坚韧 / 源质 / 主宰 / 精密 / 亡灵 ]</w:t>
-      </w:r>
-      <w:r>
-        <w:br/>
-      </w:r>
-      <w:r>
-        <w:rPr>
-          <w:rFonts w:ascii="Courier New" w:hAnsi="Courier New" w:eastAsia="宋体"/>
-          <w:b w:val="0"/>
-          <w:i w:val="0"/>
-          <w:color w:val="888888"/>
-          <w:sz w:val="21"/>
-        </w:rPr>
-        <w:t>`</w:t>
+        <w:t>6 派系：祝福 / 坚韧 / 源质 / 主宰 / 精密 / 亡灵</w:t>
       </w:r>
     </w:p>
     <w:p/>
@@ -8917,6 +8347,9 @@
       </w:r>
     </w:p>
     <w:p>
+      <w:pPr>
+        <w:pStyle w:val="ListBullet"/>
+      </w:pPr>
       <w:r>
         <w:rPr>
           <w:rFonts w:ascii="Times New Roman" w:hAnsi="Times New Roman" w:eastAsia="宋体"/>
@@ -8924,11 +8357,13 @@
           <w:i w:val="0"/>
           <w:sz w:val="21"/>
         </w:rPr>
-        <w:t xml:space="preserve">  ```</w:t>
+        <w:t>传说（升星强化被动）← 长期养成，最稀有</w:t>
       </w:r>
-      <w:r>
-        <w:br/>
-      </w:r>
+    </w:p>
+    <w:p>
+      <w:pPr>
+        <w:pStyle w:val="ListBullet"/>
+      </w:pPr>
       <w:r>
         <w:rPr>
           <w:rFonts w:ascii="Times New Roman" w:hAnsi="Times New Roman" w:eastAsia="宋体"/>
@@ -8936,11 +8371,13 @@
           <w:i w:val="0"/>
           <w:sz w:val="21"/>
         </w:rPr>
-        <w:t>传说（升星强化被动） ← 长期养成，最稀有</w:t>
+        <w:t>来源：仅遗迹随机掉落</w:t>
       </w:r>
-      <w:r>
-        <w:br/>
-      </w:r>
+    </w:p>
+    <w:p>
+      <w:pPr>
+        <w:pStyle w:val="ListBullet"/>
+      </w:pPr>
       <w:r>
         <w:rPr>
           <w:rFonts w:ascii="Times New Roman" w:hAnsi="Times New Roman" w:eastAsia="宋体"/>
@@ -8948,11 +8385,13 @@
           <w:i w:val="0"/>
           <w:sz w:val="21"/>
         </w:rPr>
-        <w:t>↑</w:t>
+        <w:t>升星作用：强化传说装备的被动</w:t>
       </w:r>
-      <w:r>
-        <w:br/>
-      </w:r>
+    </w:p>
+    <w:p>
+      <w:pPr>
+        <w:pStyle w:val="ListBullet"/>
+      </w:pPr>
       <w:r>
         <w:rPr>
           <w:rFonts w:ascii="Times New Roman" w:hAnsi="Times New Roman" w:eastAsia="宋体"/>
@@ -8960,11 +8399,13 @@
           <w:i w:val="0"/>
           <w:sz w:val="21"/>
         </w:rPr>
-        <w:t>史诗（遗迹 + 蒂卡点石） ← 稀缺但可量产</w:t>
+        <w:t>史诗（遗迹 + 蒂卡点石）← 稀缺但可量产</w:t>
       </w:r>
-      <w:r>
-        <w:br/>
-      </w:r>
+    </w:p>
+    <w:p>
+      <w:pPr>
+        <w:pStyle w:val="ListBullet"/>
+      </w:pPr>
       <w:r>
         <w:rPr>
           <w:rFonts w:ascii="Times New Roman" w:hAnsi="Times New Roman" w:eastAsia="宋体"/>
@@ -8972,11 +8413,13 @@
           <w:i w:val="0"/>
           <w:sz w:val="21"/>
         </w:rPr>
-        <w:t>↑</w:t>
+        <w:t>来源：遗迹 / 蒂卡点石成金（普通或稀有 + 金币）</w:t>
       </w:r>
-      <w:r>
-        <w:br/>
-      </w:r>
+    </w:p>
+    <w:p>
+      <w:pPr>
+        <w:pStyle w:val="ListBullet"/>
+      </w:pPr>
       <w:r>
         <w:rPr>
           <w:rFonts w:ascii="Times New Roman" w:hAnsi="Times New Roman" w:eastAsia="宋体"/>
@@ -8984,20 +8427,49 @@
           <w:i w:val="0"/>
           <w:sz w:val="21"/>
         </w:rPr>
-        <w:t>稀有 / 普通（商店）    ← 日常保底</w:t>
+        <w:t>升星作用：不适用</w:t>
       </w:r>
-      <w:r>
-        <w:br/>
-      </w:r>
+    </w:p>
+    <w:p>
+      <w:pPr>
+        <w:pStyle w:val="ListBullet"/>
+      </w:pPr>
       <w:r>
         <w:rPr>
-          <w:rFonts w:ascii="Courier New" w:hAnsi="Courier New" w:eastAsia="宋体"/>
+          <w:rFonts w:ascii="Times New Roman" w:hAnsi="Times New Roman" w:eastAsia="宋体"/>
           <w:b w:val="0"/>
           <w:i w:val="0"/>
-          <w:color w:val="888888"/>
           <w:sz w:val="21"/>
         </w:rPr>
-        <w:t>`</w:t>
+        <w:t>稀有 / 普通（商店）← 日常保底</w:t>
+      </w:r>
+    </w:p>
+    <w:p>
+      <w:pPr>
+        <w:pStyle w:val="ListBullet"/>
+      </w:pPr>
+      <w:r>
+        <w:rPr>
+          <w:rFonts w:ascii="Times New Roman" w:hAnsi="Times New Roman" w:eastAsia="宋体"/>
+          <w:b w:val="0"/>
+          <w:i w:val="0"/>
+          <w:sz w:val="21"/>
+        </w:rPr>
+        <w:t>来源：城镇装备商店</w:t>
+      </w:r>
+    </w:p>
+    <w:p>
+      <w:pPr>
+        <w:pStyle w:val="ListBullet"/>
+      </w:pPr>
+      <w:r>
+        <w:rPr>
+          <w:rFonts w:ascii="Times New Roman" w:hAnsi="Times New Roman" w:eastAsia="宋体"/>
+          <w:b w:val="0"/>
+          <w:i w:val="0"/>
+          <w:sz w:val="21"/>
+        </w:rPr>
+        <w:t>升星作用：不适用</w:t>
       </w:r>
     </w:p>
     <w:p>
@@ -9151,205 +8623,78 @@
       <w:r>
         <w:rPr>
           <w:rFonts w:ascii="Times New Roman" w:hAnsi="Times New Roman" w:eastAsia="宋体"/>
+          <w:b/>
+          <w:i w:val="0"/>
+          <w:sz w:val="21"/>
+        </w:rPr>
+        <w:t>为什么灵脉仅回合制</w:t>
+      </w:r>
+      <w:r>
+        <w:rPr>
+          <w:rFonts w:ascii="Times New Roman" w:hAnsi="Times New Roman" w:eastAsia="宋体"/>
           <w:b w:val="0"/>
           <w:i w:val="0"/>
           <w:sz w:val="21"/>
         </w:rPr>
-        <w:t>#### 4 层 Why：灵脉仅回合制</w:t>
+        <w:t>：</w:t>
       </w:r>
     </w:p>
-    <w:tbl>
-      <w:tblPr>
-        <w:tblStyle w:val="LightGrid-Accent1"/>
-        <w:tblW w:type="auto" w:w="0"/>
-        <w:tblLook w:firstColumn="1" w:firstRow="1" w:lastColumn="0" w:lastRow="0" w:noHBand="0" w:noVBand="1" w:val="04A0"/>
-      </w:tblPr>
-      <w:tblGrid>
-        <w:gridCol w:w="4320"/>
-        <w:gridCol w:w="4320"/>
-      </w:tblGrid>
-      <w:tr>
-        <w:tc>
-          <w:tcPr>
-            <w:tcW w:type="dxa" w:w="4320"/>
-          </w:tcPr>
-          <w:p>
-            <w:r/>
-            <w:r>
-              <w:rPr>
-                <w:rFonts w:ascii="Times New Roman" w:hAnsi="Times New Roman" w:eastAsia="宋体"/>
-                <w:b w:val="0"/>
-                <w:i w:val="0"/>
-                <w:sz w:val="21"/>
-              </w:rPr>
-              <w:t>层级</w:t>
-            </w:r>
-          </w:p>
-        </w:tc>
-        <w:tc>
-          <w:tcPr>
-            <w:tcW w:type="dxa" w:w="4320"/>
-          </w:tcPr>
-          <w:p>
-            <w:r/>
-            <w:r>
-              <w:rPr>
-                <w:rFonts w:ascii="Times New Roman" w:hAnsi="Times New Roman" w:eastAsia="宋体"/>
-                <w:b w:val="0"/>
-                <w:i w:val="0"/>
-                <w:sz w:val="21"/>
-              </w:rPr>
-              <w:t>推理</w:t>
-            </w:r>
-          </w:p>
-        </w:tc>
-      </w:tr>
-      <w:tr>
-        <w:tc>
-          <w:tcPr>
-            <w:tcW w:type="dxa" w:w="4320"/>
-          </w:tcPr>
-          <w:p>
-            <w:r/>
-            <w:r>
-              <w:rPr>
-                <w:rFonts w:ascii="Times New Roman" w:hAnsi="Times New Roman" w:eastAsia="宋体"/>
-                <w:b w:val="0"/>
-                <w:i w:val="0"/>
-                <w:sz w:val="21"/>
-              </w:rPr>
-              <w:t>L1 体验类比</w:t>
-            </w:r>
-          </w:p>
-        </w:tc>
-        <w:tc>
-          <w:tcPr>
-            <w:tcW w:type="dxa" w:w="4320"/>
-          </w:tcPr>
-          <w:p>
-            <w:r/>
-            <w:r>
-              <w:rPr>
-                <w:rFonts w:ascii="Times New Roman" w:hAnsi="Times New Roman" w:eastAsia="宋体"/>
-                <w:b w:val="0"/>
-                <w:i w:val="0"/>
-                <w:sz w:val="21"/>
-              </w:rPr>
-              <w:t>参考空轨：技能槽只在 AT 战中生效。我们推得更远——整套养成仅回合制</w:t>
-            </w:r>
-          </w:p>
-        </w:tc>
-      </w:tr>
-      <w:tr>
-        <w:tc>
-          <w:tcPr>
-            <w:tcW w:type="dxa" w:w="4320"/>
-          </w:tcPr>
-          <w:p>
-            <w:r/>
-            <w:r>
-              <w:rPr>
-                <w:rFonts w:ascii="Times New Roman" w:hAnsi="Times New Roman" w:eastAsia="宋体"/>
-                <w:b w:val="0"/>
-                <w:i w:val="0"/>
-                <w:sz w:val="21"/>
-              </w:rPr>
-              <w:t>L2 玩家痛点</w:t>
-            </w:r>
-          </w:p>
-        </w:tc>
-        <w:tc>
-          <w:tcPr>
-            <w:tcW w:type="dxa" w:w="4320"/>
-          </w:tcPr>
-          <w:p>
-            <w:r/>
-            <w:r>
-              <w:rPr>
-                <w:rFonts w:ascii="Times New Roman" w:hAnsi="Times New Roman" w:eastAsia="宋体"/>
-                <w:b w:val="0"/>
-                <w:i w:val="0"/>
-                <w:sz w:val="21"/>
-              </w:rPr>
-              <w:t>解决：动作玩家用养成构筑平推野外，绕过回合制</w:t>
-            </w:r>
-          </w:p>
-        </w:tc>
-      </w:tr>
-      <w:tr>
-        <w:tc>
-          <w:tcPr>
-            <w:tcW w:type="dxa" w:w="4320"/>
-          </w:tcPr>
-          <w:p>
-            <w:r/>
-            <w:r>
-              <w:rPr>
-                <w:rFonts w:ascii="Times New Roman" w:hAnsi="Times New Roman" w:eastAsia="宋体"/>
-                <w:b w:val="0"/>
-                <w:i w:val="0"/>
-                <w:sz w:val="21"/>
-              </w:rPr>
-              <w:t>L3 玩家心理（核心）</w:t>
-            </w:r>
-          </w:p>
-        </w:tc>
-        <w:tc>
-          <w:tcPr>
-            <w:tcW w:type="dxa" w:w="4320"/>
-          </w:tcPr>
-          <w:p>
-            <w:r/>
-            <w:r>
-              <w:rPr>
-                <w:rFonts w:ascii="Times New Roman" w:hAnsi="Times New Roman" w:eastAsia="宋体"/>
-                <w:b w:val="0"/>
-                <w:i w:val="0"/>
-                <w:sz w:val="21"/>
-              </w:rPr>
-              <w:t>一旦灵脉进入即时战斗，就变成策略游戏——与动作手感冲突</w:t>
-            </w:r>
-          </w:p>
-        </w:tc>
-      </w:tr>
-      <w:tr>
-        <w:tc>
-          <w:tcPr>
-            <w:tcW w:type="dxa" w:w="4320"/>
-          </w:tcPr>
-          <w:p>
-            <w:r/>
-            <w:r>
-              <w:rPr>
-                <w:rFonts w:ascii="Times New Roman" w:hAnsi="Times New Roman" w:eastAsia="宋体"/>
-                <w:b w:val="0"/>
-                <w:i w:val="0"/>
-                <w:sz w:val="21"/>
-              </w:rPr>
-              <w:t>L4 体验设计（最深层）</w:t>
-            </w:r>
-          </w:p>
-        </w:tc>
-        <w:tc>
-          <w:tcPr>
-            <w:tcW w:type="dxa" w:w="4320"/>
-          </w:tcPr>
-          <w:p>
-            <w:r/>
-            <w:r>
-              <w:rPr>
-                <w:rFonts w:ascii="Times New Roman" w:hAnsi="Times New Roman" w:eastAsia="宋体"/>
-                <w:b w:val="0"/>
-                <w:i w:val="0"/>
-                <w:sz w:val="21"/>
-              </w:rPr>
-              <w:t>全通有 2 个结局，后期玩家无法切回回合制</w:t>
-            </w:r>
-          </w:p>
-        </w:tc>
-      </w:tr>
-    </w:tbl>
-    <w:p/>
+    <w:p>
+      <w:pPr>
+        <w:pStyle w:val="ListBullet"/>
+      </w:pPr>
+      <w:r>
+        <w:rPr>
+          <w:rFonts w:ascii="Times New Roman" w:hAnsi="Times New Roman" w:eastAsia="宋体"/>
+          <w:b w:val="0"/>
+          <w:i w:val="0"/>
+          <w:sz w:val="21"/>
+        </w:rPr>
+        <w:t>体验类比：参考空轨——技能槽只在 AT 战中生效。我们推得更远，整套养成仅回合制</w:t>
+      </w:r>
+    </w:p>
+    <w:p>
+      <w:pPr>
+        <w:pStyle w:val="ListBullet"/>
+      </w:pPr>
+      <w:r>
+        <w:rPr>
+          <w:rFonts w:ascii="Times New Roman" w:hAnsi="Times New Roman" w:eastAsia="宋体"/>
+          <w:b w:val="0"/>
+          <w:i w:val="0"/>
+          <w:sz w:val="21"/>
+        </w:rPr>
+        <w:t>玩家痛点：动作玩家用养成构筑平推野外，绕过回合制；这套规则让动作 / 策略玩家各得其所</w:t>
+      </w:r>
+    </w:p>
+    <w:p>
+      <w:pPr>
+        <w:pStyle w:val="ListBullet"/>
+      </w:pPr>
+      <w:r>
+        <w:rPr>
+          <w:rFonts w:ascii="Times New Roman" w:hAnsi="Times New Roman" w:eastAsia="宋体"/>
+          <w:b w:val="0"/>
+          <w:i w:val="0"/>
+          <w:sz w:val="21"/>
+        </w:rPr>
+        <w:t>玩家心理：一旦灵脉进入即时战斗，就变成策略游戏，与动作手感冲突</w:t>
+      </w:r>
+    </w:p>
+    <w:p>
+      <w:pPr>
+        <w:pStyle w:val="ListBullet"/>
+      </w:pPr>
+      <w:r>
+        <w:rPr>
+          <w:rFonts w:ascii="Times New Roman" w:hAnsi="Times New Roman" w:eastAsia="宋体"/>
+          <w:b w:val="0"/>
+          <w:i w:val="0"/>
+          <w:sz w:val="21"/>
+        </w:rPr>
+        <w:t>体验设计：全通有 2 个结局，后期玩家无法切回回合制——这条约束让真结局章节（无回合制）的「希恩献祭」从机制层落地</w:t>
+      </w:r>
+    </w:p>
     <w:p>
       <w:r>
         <w:rPr>

--- a/restart/重启_双战斗体系_系统策划案_v1.4.docx
+++ b/restart/重启_双战斗体系_系统策划案_v1.4.docx
@@ -918,11 +918,11 @@
             <w:r>
               <w:rPr>
                 <w:rFonts w:ascii="Times New Roman" w:hAnsi="Times New Roman" w:eastAsia="宋体"/>
-                <w:b/>
-                <w:i w:val="0"/>
-                <w:sz w:val="21"/>
-              </w:rPr>
-              <w:t>全文中文翻译 + 装备系统更新：传说装备仅遗迹获得、史诗可通过蒂卡点石成金获得、升星系统重新定位为传说装备的被动强化系统</w:t>
+                <w:b w:val="0"/>
+                <w:i w:val="0"/>
+                <w:sz w:val="21"/>
+              </w:rPr>
+              <w:t>全文中文翻译 + 装备系统（M5）更新</w:t>
             </w:r>
           </w:p>
         </w:tc>
@@ -13537,428 +13537,6 @@
           <w:sz w:val="21"/>
         </w:rPr>
         <w:t>装备词缀池 / 升星道具设计</w:t>
-      </w:r>
-    </w:p>
-    <w:p/>
-    <w:p>
-      <w:pPr>
-        <w:pStyle w:val="Heading2"/>
-      </w:pPr>
-      <w:r>
-        <w:rPr>
-          <w:rFonts w:ascii="Times New Roman" w:hAnsi="Times New Roman" w:eastAsia="宋体"/>
-          <w:b w:val="0"/>
-          <w:i w:val="0"/>
-          <w:sz w:val="21"/>
-        </w:rPr>
-        <w:t>8. v1.4 新增内容总结</w:t>
-      </w:r>
-    </w:p>
-    <w:p>
-      <w:pPr>
-        <w:pStyle w:val="Heading3"/>
-      </w:pPr>
-      <w:r>
-        <w:rPr>
-          <w:rFonts w:ascii="Times New Roman" w:hAnsi="Times New Roman" w:eastAsia="宋体"/>
-          <w:b w:val="0"/>
-          <w:i w:val="0"/>
-          <w:sz w:val="21"/>
-        </w:rPr>
-        <w:t>v1.3 → v1.4 核心变更</w:t>
-      </w:r>
-    </w:p>
-    <w:p>
-      <w:r>
-        <w:rPr>
-          <w:rFonts w:ascii="Times New Roman" w:hAnsi="Times New Roman" w:eastAsia="宋体"/>
-          <w:b w:val="0"/>
-          <w:i w:val="0"/>
-          <w:sz w:val="21"/>
-        </w:rPr>
-        <w:t xml:space="preserve">1. </w:t>
-      </w:r>
-      <w:r>
-        <w:rPr>
-          <w:rFonts w:ascii="Times New Roman" w:hAnsi="Times New Roman" w:eastAsia="宋体"/>
-          <w:b/>
-          <w:i w:val="0"/>
-          <w:sz w:val="21"/>
-        </w:rPr>
-        <w:t>全文翻译为中文</w:t>
-      </w:r>
-      <w:r>
-        <w:rPr>
-          <w:rFonts w:ascii="Times New Roman" w:hAnsi="Times New Roman" w:eastAsia="宋体"/>
-          <w:b w:val="0"/>
-          <w:i w:val="0"/>
-          <w:sz w:val="21"/>
-        </w:rPr>
-        <w:t>（从英文 v1.3 翻译过来）</w:t>
-      </w:r>
-      <w:r>
-        <w:br/>
-      </w:r>
-      <w:r>
-        <w:rPr>
-          <w:rFonts w:ascii="Times New Roman" w:hAnsi="Times New Roman" w:eastAsia="宋体"/>
-          <w:b w:val="0"/>
-          <w:i w:val="0"/>
-          <w:sz w:val="21"/>
-        </w:rPr>
-        <w:t xml:space="preserve">2. </w:t>
-      </w:r>
-      <w:r>
-        <w:rPr>
-          <w:rFonts w:ascii="Times New Roman" w:hAnsi="Times New Roman" w:eastAsia="宋体"/>
-          <w:b/>
-          <w:i w:val="0"/>
-          <w:sz w:val="21"/>
-        </w:rPr>
-        <w:t>装备系统（M5）完全重做</w:t>
-      </w:r>
-      <w:r>
-        <w:rPr>
-          <w:rFonts w:ascii="Times New Roman" w:hAnsi="Times New Roman" w:eastAsia="宋体"/>
-          <w:b w:val="0"/>
-          <w:i w:val="0"/>
-          <w:sz w:val="21"/>
-        </w:rPr>
-        <w:t>：</w:t>
-      </w:r>
-      <w:r>
-        <w:br/>
-      </w:r>
-      <w:r>
-        <w:rPr>
-          <w:rFonts w:ascii="Times New Roman" w:hAnsi="Times New Roman" w:eastAsia="宋体"/>
-          <w:b w:val="0"/>
-          <w:i w:val="0"/>
-          <w:sz w:val="21"/>
-        </w:rPr>
-        <w:t>- 引入 4 来源体系：商店 / 遗迹 / 蒂卡点石成金 / 升星</w:t>
-      </w:r>
-      <w:r>
-        <w:br/>
-      </w:r>
-      <w:r>
-        <w:rPr>
-          <w:rFonts w:ascii="Times New Roman" w:hAnsi="Times New Roman" w:eastAsia="宋体"/>
-          <w:b w:val="0"/>
-          <w:i w:val="0"/>
-          <w:sz w:val="21"/>
-        </w:rPr>
-        <w:t>- 明确品质 × 来源对应关系</w:t>
-      </w:r>
-      <w:r>
-        <w:br/>
-      </w:r>
-      <w:r>
-        <w:rPr>
-          <w:rFonts w:ascii="Times New Roman" w:hAnsi="Times New Roman" w:eastAsia="宋体"/>
-          <w:b w:val="0"/>
-          <w:i w:val="0"/>
-          <w:sz w:val="21"/>
-        </w:rPr>
-        <w:t>- 升星系统重新定位为「传说装备被动强化」而非「史诗 → 传说跨越」</w:t>
-      </w:r>
-      <w:r>
-        <w:br/>
-      </w:r>
-      <w:r>
-        <w:rPr>
-          <w:rFonts w:ascii="Times New Roman" w:hAnsi="Times New Roman" w:eastAsia="宋体"/>
-          <w:b w:val="0"/>
-          <w:i w:val="0"/>
-          <w:sz w:val="21"/>
-        </w:rPr>
-        <w:t>- 传说装备严格限制为「仅遗迹获得」</w:t>
-      </w:r>
-      <w:r>
-        <w:br/>
-      </w:r>
-      <w:r>
-        <w:rPr>
-          <w:rFonts w:ascii="Times New Roman" w:hAnsi="Times New Roman" w:eastAsia="宋体"/>
-          <w:b w:val="0"/>
-          <w:i w:val="0"/>
-          <w:sz w:val="21"/>
-        </w:rPr>
-        <w:t xml:space="preserve">3. </w:t>
-      </w:r>
-      <w:r>
-        <w:rPr>
-          <w:rFonts w:ascii="Times New Roman" w:hAnsi="Times New Roman" w:eastAsia="宋体"/>
-          <w:b/>
-          <w:i w:val="0"/>
-          <w:sz w:val="21"/>
-        </w:rPr>
-        <w:t>加入装备金字塔设计哲学</w:t>
-      </w:r>
-      <w:r>
-        <w:rPr>
-          <w:rFonts w:ascii="Times New Roman" w:hAnsi="Times New Roman" w:eastAsia="宋体"/>
-          <w:b w:val="0"/>
-          <w:i w:val="0"/>
-          <w:sz w:val="21"/>
-        </w:rPr>
-        <w:t>：</w:t>
-      </w:r>
-      <w:r>
-        <w:br/>
-      </w:r>
-      <w:r>
-        <w:rPr>
-          <w:rFonts w:ascii="Times New Roman" w:hAnsi="Times New Roman" w:eastAsia="宋体"/>
-          <w:b w:val="0"/>
-          <w:i w:val="0"/>
-          <w:sz w:val="21"/>
-        </w:rPr>
-        <w:t>- 普通 / 稀有 → 商店保底</w:t>
-      </w:r>
-      <w:r>
-        <w:br/>
-      </w:r>
-      <w:r>
-        <w:rPr>
-          <w:rFonts w:ascii="Times New Roman" w:hAnsi="Times New Roman" w:eastAsia="宋体"/>
-          <w:b w:val="0"/>
-          <w:i w:val="0"/>
-          <w:sz w:val="21"/>
-        </w:rPr>
-        <w:t>- 史诗 → 遗迹 + 蒂卡点石成金（稀缺但可量产）</w:t>
-      </w:r>
-      <w:r>
-        <w:br/>
-      </w:r>
-      <w:r>
-        <w:rPr>
-          <w:rFonts w:ascii="Times New Roman" w:hAnsi="Times New Roman" w:eastAsia="宋体"/>
-          <w:b w:val="0"/>
-          <w:i w:val="0"/>
-          <w:sz w:val="21"/>
-        </w:rPr>
-        <w:t>- 传说 → 仅遗迹（最稀有）+ 升星强化被动（长期养成）</w:t>
-      </w:r>
-      <w:r>
-        <w:br/>
-      </w:r>
-      <w:r>
-        <w:rPr>
-          <w:rFonts w:ascii="Times New Roman" w:hAnsi="Times New Roman" w:eastAsia="宋体"/>
-          <w:b w:val="0"/>
-          <w:i w:val="0"/>
-          <w:sz w:val="21"/>
-        </w:rPr>
-        <w:t xml:space="preserve">4. </w:t>
-      </w:r>
-      <w:r>
-        <w:rPr>
-          <w:rFonts w:ascii="Times New Roman" w:hAnsi="Times New Roman" w:eastAsia="宋体"/>
-          <w:b/>
-          <w:i w:val="0"/>
-          <w:sz w:val="21"/>
-        </w:rPr>
-        <w:t>角色差异化明确</w:t>
-      </w:r>
-      <w:r>
-        <w:rPr>
-          <w:rFonts w:ascii="Times New Roman" w:hAnsi="Times New Roman" w:eastAsia="宋体"/>
-          <w:b w:val="0"/>
-          <w:i w:val="0"/>
-          <w:sz w:val="21"/>
-        </w:rPr>
-        <w:t>：</w:t>
-      </w:r>
-      <w:r>
-        <w:br/>
-      </w:r>
-      <w:r>
-        <w:rPr>
-          <w:rFonts w:ascii="Times New Roman" w:hAnsi="Times New Roman" w:eastAsia="宋体"/>
-          <w:b w:val="0"/>
-          <w:i w:val="0"/>
-          <w:sz w:val="21"/>
-        </w:rPr>
-        <w:t>- 蒂卡解决「前期有没有史诗」问题</w:t>
-      </w:r>
-      <w:r>
-        <w:br/>
-      </w:r>
-      <w:r>
-        <w:rPr>
-          <w:rFonts w:ascii="Times New Roman" w:hAnsi="Times New Roman" w:eastAsia="宋体"/>
-          <w:b w:val="0"/>
-          <w:i w:val="0"/>
-          <w:sz w:val="21"/>
-        </w:rPr>
-        <w:t>- 但蒂卡不能解决「有没有传说」</w:t>
-      </w:r>
-      <w:r>
-        <w:br/>
-      </w:r>
-      <w:r>
-        <w:rPr>
-          <w:rFonts w:ascii="Times New Roman" w:hAnsi="Times New Roman" w:eastAsia="宋体"/>
-          <w:b w:val="0"/>
-          <w:i w:val="0"/>
-          <w:sz w:val="21"/>
-        </w:rPr>
-        <w:t>- 传说装备独立于队伍配置</w:t>
-      </w:r>
-    </w:p>
-    <w:p>
-      <w:pPr>
-        <w:pStyle w:val="Heading3"/>
-      </w:pPr>
-      <w:r>
-        <w:rPr>
-          <w:rFonts w:ascii="Times New Roman" w:hAnsi="Times New Roman" w:eastAsia="宋体"/>
-          <w:b w:val="0"/>
-          <w:i w:val="0"/>
-          <w:sz w:val="21"/>
-        </w:rPr>
-        <w:t>设计哲学进化</w:t>
-      </w:r>
-    </w:p>
-    <w:p>
-      <w:pPr>
-        <w:ind w:left="340" w:right="227"/>
-      </w:pPr>
-      <w:r>
-        <w:rPr>
-          <w:rFonts w:ascii="Times New Roman" w:hAnsi="Times New Roman" w:eastAsia="宋体"/>
-          <w:i/>
-          <w:sz w:val="21"/>
-        </w:rPr>
-        <w:t>从「装备分级量产」（升星可量产传说）</w:t>
-        <w:br/>
-      </w:r>
-      <w:r>
-        <w:rPr>
-          <w:rFonts w:ascii="Times New Roman" w:hAnsi="Times New Roman" w:eastAsia="宋体"/>
-          <w:i/>
-          <w:sz w:val="21"/>
-        </w:rPr>
-        <w:t>到「装备稀缺养成」（升星 = 长期养成终极曲线）</w:t>
-        <w:br/>
-      </w:r>
-    </w:p>
-    <w:p>
-      <w:r>
-        <w:rPr>
-          <w:rFonts w:ascii="Times New Roman" w:hAnsi="Times New Roman" w:eastAsia="宋体"/>
-          <w:b w:val="0"/>
-          <w:i w:val="0"/>
-          <w:sz w:val="21"/>
-        </w:rPr>
-        <w:t>这是从「装备消费体验」到「装备养成体验」的设计哲学转变——更贴近《最终幻想》《轨迹》系列的核心 JRPG 装备哲学。</w:t>
-      </w:r>
-    </w:p>
-    <w:p/>
-    <w:p>
-      <w:r>
-        <w:rPr>
-          <w:rFonts w:ascii="Times New Roman" w:hAnsi="Times New Roman" w:eastAsia="宋体"/>
-          <w:b/>
-          <w:i w:val="0"/>
-          <w:sz w:val="21"/>
-        </w:rPr>
-        <w:t>— END —</w:t>
-      </w:r>
-    </w:p>
-    <w:p>
-      <w:r>
-        <w:rPr>
-          <w:rFonts w:ascii="Times New Roman" w:hAnsi="Times New Roman" w:eastAsia="宋体"/>
-          <w:b/>
-          <w:i w:val="0"/>
-          <w:sz w:val="21"/>
-        </w:rPr>
-        <w:t>v1.4 在 v1.3 基础上完成：</w:t>
-      </w:r>
-      <w:r>
-        <w:br/>
-      </w:r>
-      <w:r>
-        <w:rPr>
-          <w:rFonts w:ascii="Times New Roman" w:hAnsi="Times New Roman" w:eastAsia="宋体"/>
-          <w:b w:val="0"/>
-          <w:i w:val="0"/>
-          <w:sz w:val="21"/>
-        </w:rPr>
-        <w:t>1. L1+L2+L3 操作框架（对照空轨 / 鬼泣）+ 真结局 Boss 压力设计（4 红线 + 阶段式分配）+ M2 4 层框架范例</w:t>
-      </w:r>
-      <w:r>
-        <w:br/>
-      </w:r>
-      <w:r>
-        <w:rPr>
-          <w:rFonts w:ascii="Times New Roman" w:hAnsi="Times New Roman" w:eastAsia="宋体"/>
-          <w:b w:val="0"/>
-          <w:i w:val="0"/>
-          <w:sz w:val="21"/>
-        </w:rPr>
-        <w:t xml:space="preserve">2. </w:t>
-      </w:r>
-      <w:r>
-        <w:rPr>
-          <w:rFonts w:ascii="Times New Roman" w:hAnsi="Times New Roman" w:eastAsia="宋体"/>
-          <w:b/>
-          <w:i w:val="0"/>
-          <w:sz w:val="21"/>
-        </w:rPr>
-        <w:t>全文翻译为中文</w:t>
-      </w:r>
-      <w:r>
-        <w:br/>
-      </w:r>
-      <w:r>
-        <w:rPr>
-          <w:rFonts w:ascii="Times New Roman" w:hAnsi="Times New Roman" w:eastAsia="宋体"/>
-          <w:b w:val="0"/>
-          <w:i w:val="0"/>
-          <w:sz w:val="21"/>
-        </w:rPr>
-        <w:t xml:space="preserve">3. </w:t>
-      </w:r>
-      <w:r>
-        <w:rPr>
-          <w:rFonts w:ascii="Times New Roman" w:hAnsi="Times New Roman" w:eastAsia="宋体"/>
-          <w:b/>
-          <w:i w:val="0"/>
-          <w:sz w:val="21"/>
-        </w:rPr>
-        <w:t>装备系统（M5）v1.4 重新设计</w:t>
-      </w:r>
-      <w:r>
-        <w:rPr>
-          <w:rFonts w:ascii="Times New Roman" w:hAnsi="Times New Roman" w:eastAsia="宋体"/>
-          <w:b w:val="0"/>
-          <w:i w:val="0"/>
-          <w:sz w:val="21"/>
-        </w:rPr>
-        <w:t>：4 来源体系 + 升星系统重新定位 + 传说装备严格稀缺 + 蒂卡点石成金机制</w:t>
-      </w:r>
-    </w:p>
-    <w:p>
-      <w:r>
-        <w:rPr>
-          <w:rFonts w:ascii="Times New Roman" w:hAnsi="Times New Roman" w:eastAsia="宋体"/>
-          <w:b/>
-          <w:i w:val="0"/>
-          <w:sz w:val="21"/>
-        </w:rPr>
-        <w:t>核心方向</w:t>
-      </w:r>
-      <w:r>
-        <w:rPr>
-          <w:rFonts w:ascii="Times New Roman" w:hAnsi="Times New Roman" w:eastAsia="宋体"/>
-          <w:b w:val="0"/>
-          <w:i w:val="0"/>
-          <w:sz w:val="21"/>
-        </w:rPr>
-        <w:t>：融合空轨低门槛（L1）+ 鬼泣差异化（L3），同时通过阶段式机制引入保持压力 + 公平；装备系统强调稀缺性与长期养成，让传说装备真正成为「值得追的终极目标」。</w:t>
       </w:r>
     </w:p>
     <w:sectPr>

--- a/restart/重启_双战斗体系_系统策划案_v1.4.docx
+++ b/restart/重启_双战斗体系_系统策划案_v1.4.docx
@@ -1132,7 +1132,25 @@
                 <w:i w:val="0"/>
                 <w:sz w:val="21"/>
               </w:rPr>
-              <w:t>希恩按怀表；玩家可按 R 强制回合制（希恩必须在队伍中）</w:t>
+              <w:t>希恩按怀表；玩家可按 R 强制回合制（</w:t>
+            </w:r>
+            <w:r>
+              <w:rPr>
+                <w:rFonts w:ascii="Times New Roman" w:hAnsi="Times New Roman" w:eastAsia="宋体"/>
+                <w:b/>
+                <w:i w:val="0"/>
+                <w:sz w:val="21"/>
+              </w:rPr>
+              <w:t>野外 / Boss 都可</w:t>
+            </w:r>
+            <w:r>
+              <w:rPr>
+                <w:rFonts w:ascii="Times New Roman" w:hAnsi="Times New Roman" w:eastAsia="宋体"/>
+                <w:b w:val="0"/>
+                <w:i w:val="0"/>
+                <w:sz w:val="21"/>
+              </w:rPr>
+              <w:t>，希恩必须在队伍中）</w:t>
             </w:r>
           </w:p>
         </w:tc>
@@ -1205,6 +1223,150 @@
                 <w:sz w:val="21"/>
               </w:rPr>
               <w:t>L1 通用键位 + L3 每个角色独特战斗风格</w:t>
+            </w:r>
+          </w:p>
+        </w:tc>
+      </w:tr>
+      <w:tr>
+        <w:tc>
+          <w:tcPr>
+            <w:tcW w:type="dxa" w:w="4320"/>
+          </w:tcPr>
+          <w:p>
+            <w:r/>
+            <w:r>
+              <w:rPr>
+                <w:rFonts w:ascii="Times New Roman" w:hAnsi="Times New Roman" w:eastAsia="宋体"/>
+                <w:b/>
+                <w:i w:val="0"/>
+                <w:sz w:val="21"/>
+              </w:rPr>
+              <w:t>招式同一性（v1.4）</w:t>
+            </w:r>
+          </w:p>
+        </w:tc>
+        <w:tc>
+          <w:tcPr>
+            <w:tcW w:type="dxa" w:w="4320"/>
+          </w:tcPr>
+          <w:p>
+            <w:r/>
+            <w:r>
+              <w:rPr>
+                <w:rFonts w:ascii="Times New Roman" w:hAnsi="Times New Roman" w:eastAsia="宋体"/>
+                <w:b w:val="0"/>
+                <w:i w:val="0"/>
+                <w:sz w:val="21"/>
+              </w:rPr>
+              <w:t xml:space="preserve">即时招式 ↔ 回合制指令 = </w:t>
+            </w:r>
+            <w:r>
+              <w:rPr>
+                <w:rFonts w:ascii="Times New Roman" w:hAnsi="Times New Roman" w:eastAsia="宋体"/>
+                <w:b/>
+                <w:i w:val="0"/>
+                <w:sz w:val="21"/>
+              </w:rPr>
+              <w:t>同一招</w:t>
+            </w:r>
+            <w:r>
+              <w:rPr>
+                <w:rFonts w:ascii="Times New Roman" w:hAnsi="Times New Roman" w:eastAsia="宋体"/>
+                <w:b w:val="0"/>
+                <w:i w:val="0"/>
+                <w:sz w:val="21"/>
+              </w:rPr>
+              <w:t>（同名 / 同动画）—— 详见 §3.1.1</w:t>
+            </w:r>
+          </w:p>
+        </w:tc>
+      </w:tr>
+      <w:tr>
+        <w:tc>
+          <w:tcPr>
+            <w:tcW w:type="dxa" w:w="4320"/>
+          </w:tcPr>
+          <w:p>
+            <w:r/>
+            <w:r>
+              <w:rPr>
+                <w:rFonts w:ascii="Times New Roman" w:hAnsi="Times New Roman" w:eastAsia="宋体"/>
+                <w:b/>
+                <w:i w:val="0"/>
+                <w:sz w:val="21"/>
+              </w:rPr>
+              <w:t>数值分离（v1.4）</w:t>
+            </w:r>
+          </w:p>
+        </w:tc>
+        <w:tc>
+          <w:tcPr>
+            <w:tcW w:type="dxa" w:w="4320"/>
+          </w:tcPr>
+          <w:p>
+            <w:r/>
+            <w:r>
+              <w:rPr>
+                <w:rFonts w:ascii="Times New Roman" w:hAnsi="Times New Roman" w:eastAsia="宋体"/>
+                <w:b w:val="0"/>
+                <w:i w:val="0"/>
+                <w:sz w:val="21"/>
+              </w:rPr>
+              <w:t>同一招在两模式下走</w:t>
+            </w:r>
+            <w:r>
+              <w:rPr>
+                <w:rFonts w:ascii="Times New Roman" w:hAnsi="Times New Roman" w:eastAsia="宋体"/>
+                <w:b/>
+                <w:i w:val="0"/>
+                <w:sz w:val="21"/>
+              </w:rPr>
+              <w:t>不同伤害公式</w:t>
+            </w:r>
+            <w:r>
+              <w:rPr>
+                <w:rFonts w:ascii="Times New Roman" w:hAnsi="Times New Roman" w:eastAsia="宋体"/>
+                <w:b w:val="0"/>
+                <w:i w:val="0"/>
+                <w:sz w:val="21"/>
+              </w:rPr>
+              <w:t>；回合制多 7 个参数 → 高血量 BOSS 比即时快 20%—— 详见 §3.1.2</w:t>
+            </w:r>
+          </w:p>
+        </w:tc>
+      </w:tr>
+      <w:tr>
+        <w:tc>
+          <w:tcPr>
+            <w:tcW w:type="dxa" w:w="4320"/>
+          </w:tcPr>
+          <w:p>
+            <w:r/>
+            <w:r>
+              <w:rPr>
+                <w:rFonts w:ascii="Times New Roman" w:hAnsi="Times New Roman" w:eastAsia="宋体"/>
+                <w:b/>
+                <w:i w:val="0"/>
+                <w:sz w:val="21"/>
+              </w:rPr>
+              <w:t>模式使用规则（v1.4）</w:t>
+            </w:r>
+          </w:p>
+        </w:tc>
+        <w:tc>
+          <w:tcPr>
+            <w:tcW w:type="dxa" w:w="4320"/>
+          </w:tcPr>
+          <w:p>
+            <w:r/>
+            <w:r>
+              <w:rPr>
+                <w:rFonts w:ascii="Times New Roman" w:hAnsi="Times New Roman" w:eastAsia="宋体"/>
+                <w:b w:val="0"/>
+                <w:i w:val="0"/>
+                <w:sz w:val="21"/>
+              </w:rPr>
+              <w:t>野外不限制；部分 BOSS 强制即时；部分 BOSS 强制回合—— 详见 §3.1</w:t>
             </w:r>
           </w:p>
         </w:tc>
@@ -3781,11 +3943,11 @@
             <w:r>
               <w:rPr>
                 <w:rFonts w:ascii="Times New Roman" w:hAnsi="Times New Roman" w:eastAsia="宋体"/>
-                <w:b w:val="0"/>
-                <w:i w:val="0"/>
-                <w:sz w:val="21"/>
-              </w:rPr>
-              <w:t>强制回合制（随时）</w:t>
+                <w:b/>
+                <w:i w:val="0"/>
+                <w:sz w:val="21"/>
+              </w:rPr>
+              <w:t>野外 / Boss 都可强制回合制（随时）</w:t>
             </w:r>
           </w:p>
         </w:tc>
@@ -3971,6 +4133,121 @@
           <w:sz w:val="21"/>
         </w:rPr>
         <w:t>野外用即时 → 不刷级的流畅体验。Boss 用回合制 → Boss 难，需要策略。</w:t>
+      </w:r>
+    </w:p>
+    <w:p>
+      <w:r>
+        <w:rPr>
+          <w:rFonts w:ascii="Times New Roman" w:hAnsi="Times New Roman" w:eastAsia="宋体"/>
+          <w:b/>
+          <w:i w:val="0"/>
+          <w:sz w:val="21"/>
+        </w:rPr>
+        <w:t>R 键野外也能用</w:t>
+      </w:r>
+      <w:r>
+        <w:rPr>
+          <w:rFonts w:ascii="Times New Roman" w:hAnsi="Times New Roman" w:eastAsia="宋体"/>
+          <w:b w:val="0"/>
+          <w:i w:val="0"/>
+          <w:sz w:val="21"/>
+        </w:rPr>
+        <w:t>：野外不限制玩家自由使用两种模式——玩家随时可按 R 把当前野外战斗切到回合制。这给玩家提供了「在野外慢下来」的选项——比如遇到精英怪、或需要策略而非手感时。约束仍生效：希恩缺席 = R 键失效；后期（真结局前）= R 键禁用。</w:t>
+      </w:r>
+    </w:p>
+    <w:p>
+      <w:r>
+        <w:rPr>
+          <w:rFonts w:ascii="Times New Roman" w:hAnsi="Times New Roman" w:eastAsia="宋体"/>
+          <w:b/>
+          <w:i w:val="0"/>
+          <w:sz w:val="21"/>
+        </w:rPr>
+        <w:t>模式使用规则（v1.4 补充）</w:t>
+      </w:r>
+      <w:r>
+        <w:rPr>
+          <w:rFonts w:ascii="Times New Roman" w:hAnsi="Times New Roman" w:eastAsia="宋体"/>
+          <w:b w:val="0"/>
+          <w:i w:val="0"/>
+          <w:sz w:val="21"/>
+        </w:rPr>
+        <w:t>：</w:t>
+      </w:r>
+    </w:p>
+    <w:p>
+      <w:pPr>
+        <w:pStyle w:val="ListBullet"/>
+      </w:pPr>
+      <w:r>
+        <w:rPr>
+          <w:rFonts w:ascii="Times New Roman" w:hAnsi="Times New Roman" w:eastAsia="宋体"/>
+          <w:b w:val="0"/>
+          <w:i w:val="0"/>
+          <w:sz w:val="21"/>
+        </w:rPr>
+        <w:t>野外：不限制——玩家自由切换即时 / 回合制</w:t>
+      </w:r>
+    </w:p>
+    <w:p>
+      <w:pPr>
+        <w:pStyle w:val="ListBullet"/>
+      </w:pPr>
+      <w:r>
+        <w:rPr>
+          <w:rFonts w:ascii="Times New Roman" w:hAnsi="Times New Roman" w:eastAsia="宋体"/>
+          <w:b w:val="0"/>
+          <w:i w:val="0"/>
+          <w:sz w:val="21"/>
+        </w:rPr>
+        <w:t>部分 BOSS 关卡：强制即时</w:t>
+      </w:r>
+    </w:p>
+    <w:p>
+      <w:pPr>
+        <w:pStyle w:val="ListBullet"/>
+      </w:pPr>
+      <w:r>
+        <w:rPr>
+          <w:rFonts w:ascii="Times New Roman" w:hAnsi="Times New Roman" w:eastAsia="宋体"/>
+          <w:b w:val="0"/>
+          <w:i w:val="0"/>
+          <w:sz w:val="21"/>
+        </w:rPr>
+        <w:t>部分 BOSS 关卡：强制回合</w:t>
+      </w:r>
+    </w:p>
+    <w:p>
+      <w:pPr>
+        <w:pStyle w:val="ListBullet"/>
+      </w:pPr>
+      <w:r>
+        <w:rPr>
+          <w:rFonts w:ascii="Times New Roman" w:hAnsi="Times New Roman" w:eastAsia="宋体"/>
+          <w:b w:val="0"/>
+          <w:i w:val="0"/>
+          <w:sz w:val="21"/>
+        </w:rPr>
+        <w:t xml:space="preserve">强制模式在关卡脚本中配置（Boss 标签携带 </w:t>
+      </w:r>
+      <w:r>
+        <w:rPr>
+          <w:rFonts w:ascii="Courier New" w:hAnsi="Courier New" w:eastAsia="宋体"/>
+          <w:b w:val="0"/>
+          <w:i w:val="0"/>
+          <w:color w:val="888888"/>
+          <w:sz w:val="21"/>
+        </w:rPr>
+        <w:t>mode_required</w:t>
+      </w:r>
+      <w:r>
+        <w:rPr>
+          <w:rFonts w:ascii="Times New Roman" w:hAnsi="Times New Roman" w:eastAsia="宋体"/>
+          <w:b w:val="0"/>
+          <w:i w:val="0"/>
+          <w:sz w:val="21"/>
+        </w:rPr>
+        <w:t xml:space="preserve"> 字段）</w:t>
       </w:r>
     </w:p>
     <w:p>
@@ -4103,6 +4380,1903 @@
           <w:i w:val="0"/>
           <w:sz w:val="21"/>
         </w:rPr>
+        <w:t>3.1.1 双战斗招式同一性原则（v1.4 新增——核心设计）</w:t>
+      </w:r>
+    </w:p>
+    <w:p>
+      <w:r>
+        <w:rPr>
+          <w:rFonts w:ascii="Times New Roman" w:hAnsi="Times New Roman" w:eastAsia="宋体"/>
+          <w:b/>
+          <w:i w:val="0"/>
+          <w:sz w:val="21"/>
+        </w:rPr>
+        <w:t>这是整个双战斗体系的叙事根基</w:t>
+      </w:r>
+      <w:r>
+        <w:rPr>
+          <w:rFonts w:ascii="Times New Roman" w:hAnsi="Times New Roman" w:eastAsia="宋体"/>
+          <w:b w:val="0"/>
+          <w:i w:val="0"/>
+          <w:sz w:val="21"/>
+        </w:rPr>
+        <w:t>。空轨的问题是：即时战斗技能与回合制战技是</w:t>
+      </w:r>
+      <w:r>
+        <w:rPr>
+          <w:rFonts w:ascii="Times New Roman" w:hAnsi="Times New Roman" w:eastAsia="宋体"/>
+          <w:b/>
+          <w:i w:val="0"/>
+          <w:sz w:val="21"/>
+        </w:rPr>
+        <w:t>两套系统</w:t>
+      </w:r>
+      <w:r>
+        <w:rPr>
+          <w:rFonts w:ascii="Times New Roman" w:hAnsi="Times New Roman" w:eastAsia="宋体"/>
+          <w:b w:val="0"/>
+          <w:i w:val="0"/>
+          <w:sz w:val="21"/>
+        </w:rPr>
+        <w:t>——没有招式定位相似、名称相同、效果类似。这导致玩家觉得两个模式是两个游戏——</w:t>
+      </w:r>
+      <w:r>
+        <w:rPr>
+          <w:rFonts w:ascii="Times New Roman" w:hAnsi="Times New Roman" w:eastAsia="宋体"/>
+          <w:b/>
+          <w:i w:val="0"/>
+          <w:sz w:val="21"/>
+        </w:rPr>
+        <w:t>叙事割裂</w:t>
+      </w:r>
+      <w:r>
+        <w:rPr>
+          <w:rFonts w:ascii="Times New Roman" w:hAnsi="Times New Roman" w:eastAsia="宋体"/>
+          <w:b w:val="0"/>
+          <w:i w:val="0"/>
+          <w:sz w:val="21"/>
+        </w:rPr>
+        <w:t>。</w:t>
+      </w:r>
+    </w:p>
+    <w:p>
+      <w:r>
+        <w:rPr>
+          <w:rFonts w:ascii="Times New Roman" w:hAnsi="Times New Roman" w:eastAsia="宋体"/>
+          <w:b w:val="0"/>
+          <w:i w:val="0"/>
+          <w:sz w:val="21"/>
+        </w:rPr>
+        <w:t>本作的解法：</w:t>
+      </w:r>
+    </w:p>
+    <w:tbl>
+      <w:tblPr>
+        <w:tblStyle w:val="LightGrid-Accent1"/>
+        <w:tblW w:type="auto" w:w="0"/>
+        <w:tblLook w:firstColumn="1" w:firstRow="1" w:lastColumn="0" w:lastRow="0" w:noHBand="0" w:noVBand="1" w:val="04A0"/>
+      </w:tblPr>
+      <w:tblGrid>
+        <w:gridCol w:w="2880"/>
+        <w:gridCol w:w="2880"/>
+        <w:gridCol w:w="2880"/>
+      </w:tblGrid>
+      <w:tr>
+        <w:tc>
+          <w:tcPr>
+            <w:tcW w:type="dxa" w:w="2880"/>
+          </w:tcPr>
+          <w:p>
+            <w:r/>
+            <w:r>
+              <w:rPr>
+                <w:rFonts w:ascii="Times New Roman" w:hAnsi="Times New Roman" w:eastAsia="宋体"/>
+                <w:b w:val="0"/>
+                <w:i w:val="0"/>
+                <w:sz w:val="21"/>
+              </w:rPr>
+              <w:t>维度</w:t>
+            </w:r>
+          </w:p>
+        </w:tc>
+        <w:tc>
+          <w:tcPr>
+            <w:tcW w:type="dxa" w:w="2880"/>
+          </w:tcPr>
+          <w:p>
+            <w:r/>
+            <w:r>
+              <w:rPr>
+                <w:rFonts w:ascii="Times New Roman" w:hAnsi="Times New Roman" w:eastAsia="宋体"/>
+                <w:b w:val="0"/>
+                <w:i w:val="0"/>
+                <w:sz w:val="21"/>
+              </w:rPr>
+              <w:t>即时战斗</w:t>
+            </w:r>
+          </w:p>
+        </w:tc>
+        <w:tc>
+          <w:tcPr>
+            <w:tcW w:type="dxa" w:w="2880"/>
+          </w:tcPr>
+          <w:p>
+            <w:r/>
+            <w:r>
+              <w:rPr>
+                <w:rFonts w:ascii="Times New Roman" w:hAnsi="Times New Roman" w:eastAsia="宋体"/>
+                <w:b w:val="0"/>
+                <w:i w:val="0"/>
+                <w:sz w:val="21"/>
+              </w:rPr>
+              <w:t>回合制</w:t>
+            </w:r>
+          </w:p>
+        </w:tc>
+      </w:tr>
+      <w:tr>
+        <w:tc>
+          <w:tcPr>
+            <w:tcW w:type="dxa" w:w="2880"/>
+          </w:tcPr>
+          <w:p>
+            <w:r/>
+            <w:r>
+              <w:rPr>
+                <w:rFonts w:ascii="Times New Roman" w:hAnsi="Times New Roman" w:eastAsia="宋体"/>
+                <w:b w:val="0"/>
+                <w:i w:val="0"/>
+                <w:sz w:val="21"/>
+              </w:rPr>
+              <w:t>输入</w:t>
+            </w:r>
+          </w:p>
+        </w:tc>
+        <w:tc>
+          <w:tcPr>
+            <w:tcW w:type="dxa" w:w="2880"/>
+          </w:tcPr>
+          <w:p>
+            <w:r/>
+            <w:r>
+              <w:rPr>
+                <w:rFonts w:ascii="Times New Roman" w:hAnsi="Times New Roman" w:eastAsia="宋体"/>
+                <w:b w:val="0"/>
+                <w:i w:val="0"/>
+                <w:sz w:val="21"/>
+              </w:rPr>
+              <w:t>按键组合（例：w+s+长按 j）</w:t>
+            </w:r>
+          </w:p>
+        </w:tc>
+        <w:tc>
+          <w:tcPr>
+            <w:tcW w:type="dxa" w:w="2880"/>
+          </w:tcPr>
+          <w:p>
+            <w:r/>
+            <w:r>
+              <w:rPr>
+                <w:rFonts w:ascii="Times New Roman" w:hAnsi="Times New Roman" w:eastAsia="宋体"/>
+                <w:b w:val="0"/>
+                <w:i w:val="0"/>
+                <w:sz w:val="21"/>
+              </w:rPr>
+              <w:t>指令菜单选战技</w:t>
+            </w:r>
+          </w:p>
+        </w:tc>
+      </w:tr>
+      <w:tr>
+        <w:tc>
+          <w:tcPr>
+            <w:tcW w:type="dxa" w:w="2880"/>
+          </w:tcPr>
+          <w:p>
+            <w:r/>
+            <w:r>
+              <w:rPr>
+                <w:rFonts w:ascii="Times New Roman" w:hAnsi="Times New Roman" w:eastAsia="宋体"/>
+                <w:b w:val="0"/>
+                <w:i w:val="0"/>
+                <w:sz w:val="21"/>
+              </w:rPr>
+              <w:t>招式名</w:t>
+            </w:r>
+          </w:p>
+        </w:tc>
+        <w:tc>
+          <w:tcPr>
+            <w:tcW w:type="dxa" w:w="2880"/>
+          </w:tcPr>
+          <w:p>
+            <w:r/>
+            <w:r>
+              <w:rPr>
+                <w:rFonts w:ascii="Times New Roman" w:hAnsi="Times New Roman" w:eastAsia="宋体"/>
+                <w:b w:val="0"/>
+                <w:i w:val="0"/>
+                <w:sz w:val="21"/>
+              </w:rPr>
+              <w:t>【猎空斩】</w:t>
+            </w:r>
+          </w:p>
+        </w:tc>
+        <w:tc>
+          <w:tcPr>
+            <w:tcW w:type="dxa" w:w="2880"/>
+          </w:tcPr>
+          <w:p>
+            <w:r/>
+            <w:r>
+              <w:rPr>
+                <w:rFonts w:ascii="Times New Roman" w:hAnsi="Times New Roman" w:eastAsia="宋体"/>
+                <w:b/>
+                <w:i w:val="0"/>
+                <w:sz w:val="21"/>
+              </w:rPr>
+              <w:t>【猎空斩】</w:t>
+            </w:r>
+            <w:r>
+              <w:rPr>
+                <w:rFonts w:ascii="Times New Roman" w:hAnsi="Times New Roman" w:eastAsia="宋体"/>
+                <w:b w:val="0"/>
+                <w:i w:val="0"/>
+                <w:sz w:val="21"/>
+              </w:rPr>
+              <w:t>（</w:t>
+            </w:r>
+            <w:r>
+              <w:rPr>
+                <w:rFonts w:ascii="Times New Roman" w:hAnsi="Times New Roman" w:eastAsia="宋体"/>
+                <w:b/>
+                <w:i w:val="0"/>
+                <w:sz w:val="21"/>
+              </w:rPr>
+              <w:t>完全同名</w:t>
+            </w:r>
+            <w:r>
+              <w:rPr>
+                <w:rFonts w:ascii="Times New Roman" w:hAnsi="Times New Roman" w:eastAsia="宋体"/>
+                <w:b w:val="0"/>
+                <w:i w:val="0"/>
+                <w:sz w:val="21"/>
+              </w:rPr>
+              <w:t>）</w:t>
+            </w:r>
+          </w:p>
+        </w:tc>
+      </w:tr>
+      <w:tr>
+        <w:tc>
+          <w:tcPr>
+            <w:tcW w:type="dxa" w:w="2880"/>
+          </w:tcPr>
+          <w:p>
+            <w:r/>
+            <w:r>
+              <w:rPr>
+                <w:rFonts w:ascii="Times New Roman" w:hAnsi="Times New Roman" w:eastAsia="宋体"/>
+                <w:b w:val="0"/>
+                <w:i w:val="0"/>
+                <w:sz w:val="21"/>
+              </w:rPr>
+              <w:t>动画 / 特效</w:t>
+            </w:r>
+          </w:p>
+        </w:tc>
+        <w:tc>
+          <w:tcPr>
+            <w:tcW w:type="dxa" w:w="2880"/>
+          </w:tcPr>
+          <w:p>
+            <w:r/>
+            <w:r>
+              <w:rPr>
+                <w:rFonts w:ascii="Times New Roman" w:hAnsi="Times New Roman" w:eastAsia="宋体"/>
+                <w:b w:val="0"/>
+                <w:i w:val="0"/>
+                <w:sz w:val="21"/>
+              </w:rPr>
+              <w:t>下劈斩</w:t>
+            </w:r>
+          </w:p>
+        </w:tc>
+        <w:tc>
+          <w:tcPr>
+            <w:tcW w:type="dxa" w:w="2880"/>
+          </w:tcPr>
+          <w:p>
+            <w:r/>
+            <w:r>
+              <w:rPr>
+                <w:rFonts w:ascii="Times New Roman" w:hAnsi="Times New Roman" w:eastAsia="宋体"/>
+                <w:b/>
+                <w:i w:val="0"/>
+                <w:sz w:val="21"/>
+              </w:rPr>
+              <w:t>同一段下劈斩</w:t>
+            </w:r>
+            <w:r>
+              <w:rPr>
+                <w:rFonts w:ascii="Times New Roman" w:hAnsi="Times New Roman" w:eastAsia="宋体"/>
+                <w:b w:val="0"/>
+                <w:i w:val="0"/>
+                <w:sz w:val="21"/>
+              </w:rPr>
+              <w:t>（仅镜头表现不同）</w:t>
+            </w:r>
+          </w:p>
+        </w:tc>
+      </w:tr>
+      <w:tr>
+        <w:tc>
+          <w:tcPr>
+            <w:tcW w:type="dxa" w:w="2880"/>
+          </w:tcPr>
+          <w:p>
+            <w:r/>
+            <w:r>
+              <w:rPr>
+                <w:rFonts w:ascii="Times New Roman" w:hAnsi="Times New Roman" w:eastAsia="宋体"/>
+                <w:b w:val="0"/>
+                <w:i w:val="0"/>
+                <w:sz w:val="21"/>
+              </w:rPr>
+              <w:t>基础伤害机制</w:t>
+            </w:r>
+          </w:p>
+        </w:tc>
+        <w:tc>
+          <w:tcPr>
+            <w:tcW w:type="dxa" w:w="2880"/>
+          </w:tcPr>
+          <w:p>
+            <w:r/>
+            <w:r>
+              <w:rPr>
+                <w:rFonts w:ascii="Times New Roman" w:hAnsi="Times New Roman" w:eastAsia="宋体"/>
+                <w:b w:val="0"/>
+                <w:i w:val="0"/>
+                <w:sz w:val="21"/>
+              </w:rPr>
+              <w:t>同</w:t>
+            </w:r>
+          </w:p>
+        </w:tc>
+        <w:tc>
+          <w:tcPr>
+            <w:tcW w:type="dxa" w:w="2880"/>
+          </w:tcPr>
+          <w:p>
+            <w:r/>
+            <w:r>
+              <w:rPr>
+                <w:rFonts w:ascii="Times New Roman" w:hAnsi="Times New Roman" w:eastAsia="宋体"/>
+                <w:b w:val="0"/>
+                <w:i w:val="0"/>
+                <w:sz w:val="21"/>
+              </w:rPr>
+              <w:t>同</w:t>
+            </w:r>
+          </w:p>
+        </w:tc>
+      </w:tr>
+      <w:tr>
+        <w:tc>
+          <w:tcPr>
+            <w:tcW w:type="dxa" w:w="2880"/>
+          </w:tcPr>
+          <w:p>
+            <w:r/>
+            <w:r>
+              <w:rPr>
+                <w:rFonts w:ascii="Times New Roman" w:hAnsi="Times New Roman" w:eastAsia="宋体"/>
+                <w:b w:val="0"/>
+                <w:i w:val="0"/>
+                <w:sz w:val="21"/>
+              </w:rPr>
+              <w:t>回合制额外</w:t>
+            </w:r>
+          </w:p>
+        </w:tc>
+        <w:tc>
+          <w:tcPr>
+            <w:tcW w:type="dxa" w:w="2880"/>
+          </w:tcPr>
+          <w:p>
+            <w:r/>
+            <w:r>
+              <w:rPr>
+                <w:rFonts w:ascii="Times New Roman" w:hAnsi="Times New Roman" w:eastAsia="宋体"/>
+                <w:b w:val="0"/>
+                <w:i w:val="0"/>
+                <w:sz w:val="21"/>
+              </w:rPr>
+              <w:t>—</w:t>
+            </w:r>
+          </w:p>
+        </w:tc>
+        <w:tc>
+          <w:tcPr>
+            <w:tcW w:type="dxa" w:w="2880"/>
+          </w:tcPr>
+          <w:p>
+            <w:r/>
+            <w:r>
+              <w:rPr>
+                <w:rFonts w:ascii="Times New Roman" w:hAnsi="Times New Roman" w:eastAsia="宋体"/>
+                <w:b w:val="0"/>
+                <w:i w:val="0"/>
+                <w:sz w:val="21"/>
+              </w:rPr>
+              <w:t>由技能设计决定——可能附带 debuff / buff 生效</w:t>
+            </w:r>
+          </w:p>
+        </w:tc>
+      </w:tr>
+    </w:tbl>
+    <w:p/>
+    <w:p>
+      <w:r>
+        <w:rPr>
+          <w:rFonts w:ascii="Times New Roman" w:hAnsi="Times New Roman" w:eastAsia="宋体"/>
+          <w:b/>
+          <w:i w:val="0"/>
+          <w:sz w:val="21"/>
+        </w:rPr>
+        <w:t>R1 同一招式跨模式</w:t>
+      </w:r>
+      <w:r>
+        <w:rPr>
+          <w:rFonts w:ascii="Times New Roman" w:hAnsi="Times New Roman" w:eastAsia="宋体"/>
+          <w:b w:val="0"/>
+          <w:i w:val="0"/>
+          <w:sz w:val="21"/>
+        </w:rPr>
+        <w:t>：即时和回合制里</w:t>
+      </w:r>
+      <w:r>
+        <w:rPr>
+          <w:rFonts w:ascii="Times New Roman" w:hAnsi="Times New Roman" w:eastAsia="宋体"/>
+          <w:b/>
+          <w:i w:val="0"/>
+          <w:sz w:val="21"/>
+        </w:rPr>
+        <w:t>招式是同一个</w:t>
+      </w:r>
+      <w:r>
+        <w:rPr>
+          <w:rFonts w:ascii="Times New Roman" w:hAnsi="Times New Roman" w:eastAsia="宋体"/>
+          <w:b w:val="0"/>
+          <w:i w:val="0"/>
+          <w:sz w:val="21"/>
+        </w:rPr>
+        <w:t>——名字完全相同（例：【猎空斩】两边都叫【猎空斩】，</w:t>
+      </w:r>
+      <w:r>
+        <w:rPr>
+          <w:rFonts w:ascii="Times New Roman" w:hAnsi="Times New Roman" w:eastAsia="宋体"/>
+          <w:b/>
+          <w:i w:val="0"/>
+          <w:sz w:val="21"/>
+        </w:rPr>
+        <w:t>不是即时叫"烈空斩"、回合制叫"裂空斩"</w:t>
+      </w:r>
+      <w:r>
+        <w:rPr>
+          <w:rFonts w:ascii="Times New Roman" w:hAnsi="Times New Roman" w:eastAsia="宋体"/>
+          <w:b w:val="0"/>
+          <w:i w:val="0"/>
+          <w:sz w:val="21"/>
+        </w:rPr>
+        <w:t>）。区别只在</w:t>
+      </w:r>
+      <w:r>
+        <w:rPr>
+          <w:rFonts w:ascii="Times New Roman" w:hAnsi="Times New Roman" w:eastAsia="宋体"/>
+          <w:b/>
+          <w:i w:val="0"/>
+          <w:sz w:val="21"/>
+        </w:rPr>
+        <w:t>数值计算规则</w:t>
+      </w:r>
+      <w:r>
+        <w:rPr>
+          <w:rFonts w:ascii="Times New Roman" w:hAnsi="Times New Roman" w:eastAsia="宋体"/>
+          <w:b w:val="0"/>
+          <w:i w:val="0"/>
+          <w:sz w:val="21"/>
+        </w:rPr>
+        <w:t xml:space="preserve"> + 回合制可能附带 buff/debuff。</w:t>
+      </w:r>
+    </w:p>
+    <w:p>
+      <w:r>
+        <w:rPr>
+          <w:rFonts w:ascii="Times New Roman" w:hAnsi="Times New Roman" w:eastAsia="宋体"/>
+          <w:b/>
+          <w:i w:val="0"/>
+          <w:sz w:val="21"/>
+        </w:rPr>
+        <w:t>R2 数量关系</w:t>
+      </w:r>
+      <w:r>
+        <w:rPr>
+          <w:rFonts w:ascii="Times New Roman" w:hAnsi="Times New Roman" w:eastAsia="宋体"/>
+          <w:b w:val="0"/>
+          <w:i w:val="0"/>
+          <w:sz w:val="21"/>
+        </w:rPr>
+        <w:t>：实时战斗招式 ≫ 回合制招式数量。</w:t>
+      </w:r>
+      <w:r>
+        <w:rPr>
+          <w:rFonts w:ascii="Times New Roman" w:hAnsi="Times New Roman" w:eastAsia="宋体"/>
+          <w:b/>
+          <w:i w:val="0"/>
+          <w:sz w:val="21"/>
+        </w:rPr>
+        <w:t>回合制 ⊂ 实时战斗</w:t>
+      </w:r>
+      <w:r>
+        <w:rPr>
+          <w:rFonts w:ascii="Times New Roman" w:hAnsi="Times New Roman" w:eastAsia="宋体"/>
+          <w:b w:val="0"/>
+          <w:i w:val="0"/>
+          <w:sz w:val="21"/>
+        </w:rPr>
+        <w:t>（回合制是实时战斗的子集）。</w:t>
+      </w:r>
+    </w:p>
+    <w:p>
+      <w:r>
+        <w:rPr>
+          <w:rFonts w:ascii="Times New Roman" w:hAnsi="Times New Roman" w:eastAsia="宋体"/>
+          <w:b/>
+          <w:i w:val="0"/>
+          <w:sz w:val="21"/>
+        </w:rPr>
+        <w:t>R3 包含关系（三相似）</w:t>
+      </w:r>
+      <w:r>
+        <w:rPr>
+          <w:rFonts w:ascii="Times New Roman" w:hAnsi="Times New Roman" w:eastAsia="宋体"/>
+          <w:b w:val="0"/>
+          <w:i w:val="0"/>
+          <w:sz w:val="21"/>
+        </w:rPr>
+        <w:t>：</w:t>
+      </w:r>
+      <w:r>
+        <w:rPr>
+          <w:rFonts w:ascii="Times New Roman" w:hAnsi="Times New Roman" w:eastAsia="宋体"/>
+          <w:b/>
+          <w:i w:val="0"/>
+          <w:sz w:val="21"/>
+        </w:rPr>
+        <w:t>回合制里出现的每一招，都能在实时战斗里找到</w:t>
+      </w:r>
+      <w:r>
+        <w:rPr>
+          <w:rFonts w:ascii="Times New Roman" w:hAnsi="Times New Roman" w:eastAsia="宋体"/>
+          <w:b w:val="0"/>
+          <w:i w:val="0"/>
+          <w:sz w:val="21"/>
+        </w:rPr>
+        <w:t>对应一招——表现相似 + 定位相似 + 效果相似。</w:t>
+      </w:r>
+    </w:p>
+    <w:p>
+      <w:r>
+        <w:rPr>
+          <w:rFonts w:ascii="Times New Roman" w:hAnsi="Times New Roman" w:eastAsia="宋体"/>
+          <w:b/>
+          <w:i w:val="0"/>
+          <w:sz w:val="21"/>
+        </w:rPr>
+        <w:t>R4 映射规则</w:t>
+      </w:r>
+      <w:r>
+        <w:rPr>
+          <w:rFonts w:ascii="Times New Roman" w:hAnsi="Times New Roman" w:eastAsia="宋体"/>
+          <w:b w:val="0"/>
+          <w:i w:val="0"/>
+          <w:sz w:val="21"/>
+        </w:rPr>
+        <w:t>：</w:t>
+      </w:r>
+      <w:r>
+        <w:rPr>
+          <w:rFonts w:ascii="Times New Roman" w:hAnsi="Times New Roman" w:eastAsia="宋体"/>
+          <w:b/>
+          <w:i w:val="0"/>
+          <w:sz w:val="21"/>
+        </w:rPr>
+        <w:t>普攻也会出现在回合制指令菜单里</w:t>
+      </w:r>
+      <w:r>
+        <w:rPr>
+          <w:rFonts w:ascii="Times New Roman" w:hAnsi="Times New Roman" w:eastAsia="宋体"/>
+          <w:b w:val="0"/>
+          <w:i w:val="0"/>
+          <w:sz w:val="21"/>
+        </w:rPr>
+        <w:t>（不是"普攻不入菜单"）。任意招式——</w:t>
+      </w:r>
+      <w:r>
+        <w:rPr>
+          <w:rFonts w:ascii="Times New Roman" w:hAnsi="Times New Roman" w:eastAsia="宋体"/>
+          <w:b/>
+          <w:i w:val="0"/>
+          <w:sz w:val="21"/>
+        </w:rPr>
+        <w:t>包括终结技</w:t>
+      </w:r>
+      <w:r>
+        <w:rPr>
+          <w:rFonts w:ascii="Times New Roman" w:hAnsi="Times New Roman" w:eastAsia="宋体"/>
+          <w:b w:val="0"/>
+          <w:i w:val="0"/>
+          <w:sz w:val="21"/>
+        </w:rPr>
+        <w:t>——都有可能映射成回合制的战技 / 终结技。终结技、战技这些词在两个模式下都通用——实时战斗</w:t>
+      </w:r>
+      <w:r>
+        <w:rPr>
+          <w:rFonts w:ascii="Times New Roman" w:hAnsi="Times New Roman" w:eastAsia="宋体"/>
+          <w:b/>
+          <w:i w:val="0"/>
+          <w:sz w:val="21"/>
+        </w:rPr>
+        <w:t>也有</w:t>
+      </w:r>
+      <w:r>
+        <w:rPr>
+          <w:rFonts w:ascii="Times New Roman" w:hAnsi="Times New Roman" w:eastAsia="宋体"/>
+          <w:b w:val="0"/>
+          <w:i w:val="0"/>
+          <w:sz w:val="21"/>
+        </w:rPr>
+        <w:t>终结技能量（参考战双）。</w:t>
+      </w:r>
+    </w:p>
+    <w:p>
+      <w:r>
+        <w:rPr>
+          <w:rFonts w:ascii="Times New Roman" w:hAnsi="Times New Roman" w:eastAsia="宋体"/>
+          <w:b/>
+          <w:i w:val="0"/>
+          <w:sz w:val="21"/>
+        </w:rPr>
+        <w:t>R5 Buff/Debuff 规则</w:t>
+      </w:r>
+      <w:r>
+        <w:rPr>
+          <w:rFonts w:ascii="Times New Roman" w:hAnsi="Times New Roman" w:eastAsia="宋体"/>
+          <w:b w:val="0"/>
+          <w:i w:val="0"/>
+          <w:sz w:val="21"/>
+        </w:rPr>
+        <w:t xml:space="preserve">：回合制额外的 buff/debuff </w:t>
+      </w:r>
+      <w:r>
+        <w:rPr>
+          <w:rFonts w:ascii="Times New Roman" w:hAnsi="Times New Roman" w:eastAsia="宋体"/>
+          <w:b/>
+          <w:i w:val="0"/>
+          <w:sz w:val="21"/>
+        </w:rPr>
+        <w:t>由技能自己设计</w:t>
+      </w:r>
+      <w:r>
+        <w:rPr>
+          <w:rFonts w:ascii="Times New Roman" w:hAnsi="Times New Roman" w:eastAsia="宋体"/>
+          <w:b w:val="0"/>
+          <w:i w:val="0"/>
+          <w:sz w:val="21"/>
+        </w:rPr>
+        <w:t>——有的招有、有的招没有。不是统一规则。</w:t>
+      </w:r>
+    </w:p>
+    <w:p>
+      <w:r>
+        <w:rPr>
+          <w:rFonts w:ascii="Times New Roman" w:hAnsi="Times New Roman" w:eastAsia="宋体"/>
+          <w:b/>
+          <w:i w:val="0"/>
+          <w:sz w:val="21"/>
+        </w:rPr>
+        <w:t>R6 美术资源</w:t>
+      </w:r>
+      <w:r>
+        <w:rPr>
+          <w:rFonts w:ascii="Times New Roman" w:hAnsi="Times New Roman" w:eastAsia="宋体"/>
+          <w:b w:val="0"/>
+          <w:i w:val="0"/>
+          <w:sz w:val="21"/>
+        </w:rPr>
+        <w:t>：绝大多数动作 / 特效 / 招式表现</w:t>
+      </w:r>
+      <w:r>
+        <w:rPr>
+          <w:rFonts w:ascii="Times New Roman" w:hAnsi="Times New Roman" w:eastAsia="宋体"/>
+          <w:b/>
+          <w:i w:val="0"/>
+          <w:sz w:val="21"/>
+        </w:rPr>
+        <w:t>美术资源共通</w:t>
+      </w:r>
+      <w:r>
+        <w:rPr>
+          <w:rFonts w:ascii="Times New Roman" w:hAnsi="Times New Roman" w:eastAsia="宋体"/>
+          <w:b w:val="0"/>
+          <w:i w:val="0"/>
+          <w:sz w:val="21"/>
+        </w:rPr>
+        <w:t>，</w:t>
+      </w:r>
+      <w:r>
+        <w:rPr>
+          <w:rFonts w:ascii="Times New Roman" w:hAnsi="Times New Roman" w:eastAsia="宋体"/>
+          <w:b/>
+          <w:i w:val="0"/>
+          <w:sz w:val="21"/>
+        </w:rPr>
+        <w:t>只需要重新处理镜头表现</w:t>
+      </w:r>
+      <w:r>
+        <w:rPr>
+          <w:rFonts w:ascii="Times New Roman" w:hAnsi="Times New Roman" w:eastAsia="宋体"/>
+          <w:b w:val="0"/>
+          <w:i w:val="0"/>
+          <w:sz w:val="21"/>
+        </w:rPr>
+        <w:t>（回合制镜头 vs 即时镜头）。</w:t>
+      </w:r>
+    </w:p>
+    <w:p>
+      <w:r>
+        <w:rPr>
+          <w:rFonts w:ascii="Times New Roman" w:hAnsi="Times New Roman" w:eastAsia="宋体"/>
+          <w:b w:val="0"/>
+          <w:i w:val="0"/>
+          <w:sz w:val="21"/>
+        </w:rPr>
+        <w:t>#### 为什么这样设计</w:t>
+      </w:r>
+    </w:p>
+    <w:p>
+      <w:r>
+        <w:rPr>
+          <w:rFonts w:ascii="Times New Roman" w:hAnsi="Times New Roman" w:eastAsia="宋体"/>
+          <w:b/>
+          <w:i w:val="0"/>
+          <w:sz w:val="21"/>
+        </w:rPr>
+        <w:t>L1</w:t>
+      </w:r>
+      <w:r>
+        <w:rPr>
+          <w:rFonts w:ascii="Times New Roman" w:hAnsi="Times New Roman" w:eastAsia="宋体"/>
+          <w:b w:val="0"/>
+          <w:i w:val="0"/>
+          <w:sz w:val="21"/>
+        </w:rPr>
+        <w:t xml:space="preserve"> 空轨将双模式切换叫"战术切换"——没有用设定 / 世界观包装，因为自己的战术调整不能让敌人也按 AT 条行动。本作用</w:t>
+      </w:r>
+      <w:r>
+        <w:rPr>
+          <w:rFonts w:ascii="Times New Roman" w:hAnsi="Times New Roman" w:eastAsia="宋体"/>
+          <w:b/>
+          <w:i w:val="0"/>
+          <w:sz w:val="21"/>
+        </w:rPr>
+        <w:t>希恩的怀表</w:t>
+      </w:r>
+      <w:r>
+        <w:rPr>
+          <w:rFonts w:ascii="Times New Roman" w:hAnsi="Times New Roman" w:eastAsia="宋体"/>
+          <w:b w:val="0"/>
+          <w:i w:val="0"/>
+          <w:sz w:val="21"/>
+        </w:rPr>
+        <w:t>作为叙事开关——按怀表 = 施加秩序 = 怀表既是剧情道具也是系统开关，按一次希恩失去一段记忆 = 真结局代价。</w:t>
+      </w:r>
+    </w:p>
+    <w:p>
+      <w:r>
+        <w:rPr>
+          <w:rFonts w:ascii="Times New Roman" w:hAnsi="Times New Roman" w:eastAsia="宋体"/>
+          <w:b/>
+          <w:i w:val="0"/>
+          <w:sz w:val="21"/>
+        </w:rPr>
+        <w:t>L2</w:t>
+      </w:r>
+      <w:r>
+        <w:rPr>
+          <w:rFonts w:ascii="Times New Roman" w:hAnsi="Times New Roman" w:eastAsia="宋体"/>
+          <w:b w:val="0"/>
+          <w:i w:val="0"/>
+          <w:sz w:val="21"/>
+        </w:rPr>
+        <w:t xml:space="preserve"> 这条规则解决 4 个玩家体验问题：</w:t>
+      </w:r>
+      <w:r>
+        <w:br/>
+      </w:r>
+      <w:r>
+        <w:rPr>
+          <w:rFonts w:ascii="Times New Roman" w:hAnsi="Times New Roman" w:eastAsia="宋体"/>
+          <w:b w:val="0"/>
+          <w:i w:val="0"/>
+          <w:sz w:val="21"/>
+        </w:rPr>
+        <w:t>1. 玩家在野外看到【猎空斩】→ 进 BOSS 战看到 → 「啊是这招」，叙事连贯</w:t>
+      </w:r>
+      <w:r>
+        <w:br/>
+      </w:r>
+      <w:r>
+        <w:rPr>
+          <w:rFonts w:ascii="Times New Roman" w:hAnsi="Times New Roman" w:eastAsia="宋体"/>
+          <w:b w:val="0"/>
+          <w:i w:val="0"/>
+          <w:sz w:val="21"/>
+        </w:rPr>
+        <w:t>2. 即时练熟的招式在回合制里也能用——</w:t>
+      </w:r>
+      <w:r>
+        <w:rPr>
+          <w:rFonts w:ascii="Times New Roman" w:hAnsi="Times New Roman" w:eastAsia="宋体"/>
+          <w:b/>
+          <w:i w:val="0"/>
+          <w:sz w:val="21"/>
+        </w:rPr>
+        <w:t>肌肉记忆 + 数值进阶</w:t>
+      </w:r>
+      <w:r>
+        <w:rPr>
+          <w:rFonts w:ascii="Times New Roman" w:hAnsi="Times New Roman" w:eastAsia="宋体"/>
+          <w:b w:val="0"/>
+          <w:i w:val="0"/>
+          <w:sz w:val="21"/>
+        </w:rPr>
+        <w:t>，不浪费</w:t>
+      </w:r>
+      <w:r>
+        <w:br/>
+      </w:r>
+      <w:r>
+        <w:rPr>
+          <w:rFonts w:ascii="Times New Roman" w:hAnsi="Times New Roman" w:eastAsia="宋体"/>
+          <w:b w:val="0"/>
+          <w:i w:val="0"/>
+          <w:sz w:val="21"/>
+        </w:rPr>
+        <w:t>3. 角色性格 / 武术风格在两套系统里</w:t>
+      </w:r>
+      <w:r>
+        <w:rPr>
+          <w:rFonts w:ascii="Times New Roman" w:hAnsi="Times New Roman" w:eastAsia="宋体"/>
+          <w:b/>
+          <w:i w:val="0"/>
+          <w:sz w:val="21"/>
+        </w:rPr>
+        <w:t>一致</w:t>
+      </w:r>
+      <w:r>
+        <w:rPr>
+          <w:rFonts w:ascii="Times New Roman" w:hAnsi="Times New Roman" w:eastAsia="宋体"/>
+          <w:b w:val="0"/>
+          <w:i w:val="0"/>
+          <w:sz w:val="21"/>
+        </w:rPr>
+        <w:t>——不存在"两套性格"</w:t>
+      </w:r>
+      <w:r>
+        <w:br/>
+      </w:r>
+      <w:r>
+        <w:rPr>
+          <w:rFonts w:ascii="Times New Roman" w:hAnsi="Times New Roman" w:eastAsia="宋体"/>
+          <w:b w:val="0"/>
+          <w:i w:val="0"/>
+          <w:sz w:val="21"/>
+        </w:rPr>
+        <w:t>4. 双模式不割裂——是同一套招式系统在两种播放形式下的展示</w:t>
+      </w:r>
+    </w:p>
+    <w:p>
+      <w:r>
+        <w:rPr>
+          <w:rFonts w:ascii="Times New Roman" w:hAnsi="Times New Roman" w:eastAsia="宋体"/>
+          <w:b/>
+          <w:i w:val="0"/>
+          <w:sz w:val="21"/>
+        </w:rPr>
+        <w:t>L3</w:t>
+      </w:r>
+      <w:r>
+        <w:rPr>
+          <w:rFonts w:ascii="Times New Roman" w:hAnsi="Times New Roman" w:eastAsia="宋体"/>
+          <w:b w:val="0"/>
+          <w:i w:val="0"/>
+          <w:sz w:val="21"/>
+        </w:rPr>
+        <w:t xml:space="preserve"> 沉浸感 = 「我相信这个世界」。招式的同一性是这个"信"的基础——玩家在两套模式下看到的是同一招式，不会有"为啥野外能放、回合制里换了个名字"的违和感。</w:t>
+      </w:r>
+    </w:p>
+    <w:p>
+      <w:r>
+        <w:rPr>
+          <w:rFonts w:ascii="Times New Roman" w:hAnsi="Times New Roman" w:eastAsia="宋体"/>
+          <w:b/>
+          <w:i w:val="0"/>
+          <w:sz w:val="21"/>
+        </w:rPr>
+        <w:t>L4</w:t>
+      </w:r>
+      <w:r>
+        <w:rPr>
+          <w:rFonts w:ascii="Times New Roman" w:hAnsi="Times New Roman" w:eastAsia="宋体"/>
+          <w:b w:val="0"/>
+          <w:i w:val="0"/>
+          <w:sz w:val="21"/>
+        </w:rPr>
+        <w:t xml:space="preserve"> 这是 JRPG 与 ARPG 的根本区别：ARPG 招式是动作数据，JRPG 招式是</w:t>
+      </w:r>
+      <w:r>
+        <w:rPr>
+          <w:rFonts w:ascii="Times New Roman" w:hAnsi="Times New Roman" w:eastAsia="宋体"/>
+          <w:b/>
+          <w:i w:val="0"/>
+          <w:sz w:val="21"/>
+        </w:rPr>
+        <w:t>角色记忆</w:t>
+      </w:r>
+      <w:r>
+        <w:rPr>
+          <w:rFonts w:ascii="Times New Roman" w:hAnsi="Times New Roman" w:eastAsia="宋体"/>
+          <w:b w:val="0"/>
+          <w:i w:val="0"/>
+          <w:sz w:val="21"/>
+        </w:rPr>
+        <w:t>。</w:t>
+      </w:r>
+      <w:r>
+        <w:rPr>
+          <w:rFonts w:ascii="Times New Roman" w:hAnsi="Times New Roman" w:eastAsia="宋体"/>
+          <w:b/>
+          <w:i w:val="0"/>
+          <w:sz w:val="21"/>
+        </w:rPr>
+        <w:t>同一招</w:t>
+      </w:r>
+      <w:r>
+        <w:rPr>
+          <w:rFonts w:ascii="Times New Roman" w:hAnsi="Times New Roman" w:eastAsia="宋体"/>
+          <w:b w:val="0"/>
+          <w:i w:val="0"/>
+          <w:sz w:val="21"/>
+        </w:rPr>
+        <w:t>就是这个"角色记忆"的载体。</w:t>
+      </w:r>
+    </w:p>
+    <w:p>
+      <w:pPr>
+        <w:pStyle w:val="Heading3"/>
+      </w:pPr>
+      <w:r>
+        <w:rPr>
+          <w:rFonts w:ascii="Times New Roman" w:hAnsi="Times New Roman" w:eastAsia="宋体"/>
+          <w:b w:val="0"/>
+          <w:i w:val="0"/>
+          <w:sz w:val="21"/>
+        </w:rPr>
+        <w:t>3.1.2 数值分离原则（v1.4 新增——核心设计）</w:t>
+      </w:r>
+    </w:p>
+    <w:p>
+      <w:r>
+        <w:rPr>
+          <w:rFonts w:ascii="Times New Roman" w:hAnsi="Times New Roman" w:eastAsia="宋体"/>
+          <w:b/>
+          <w:i w:val="0"/>
+          <w:sz w:val="21"/>
+        </w:rPr>
+        <w:t>同一个招式</w:t>
+      </w:r>
+      <w:r>
+        <w:rPr>
+          <w:rFonts w:ascii="Times New Roman" w:hAnsi="Times New Roman" w:eastAsia="宋体"/>
+          <w:b w:val="0"/>
+          <w:i w:val="0"/>
+          <w:sz w:val="21"/>
+        </w:rPr>
+        <w:t>在即时战斗和回合制里</w:t>
+      </w:r>
+      <w:r>
+        <w:rPr>
+          <w:rFonts w:ascii="Times New Roman" w:hAnsi="Times New Roman" w:eastAsia="宋体"/>
+          <w:b/>
+          <w:i w:val="0"/>
+          <w:sz w:val="21"/>
+        </w:rPr>
+        <w:t>数值计算规则不一样</w:t>
+      </w:r>
+      <w:r>
+        <w:rPr>
+          <w:rFonts w:ascii="Times New Roman" w:hAnsi="Times New Roman" w:eastAsia="宋体"/>
+          <w:b w:val="0"/>
+          <w:i w:val="0"/>
+          <w:sz w:val="21"/>
+        </w:rPr>
+        <w:t>。这是 R1（同一招式）的数值侧支撑——招式同名 / 同动画，但</w:t>
+      </w:r>
+      <w:r>
+        <w:rPr>
+          <w:rFonts w:ascii="Times New Roman" w:hAnsi="Times New Roman" w:eastAsia="宋体"/>
+          <w:b/>
+          <w:i w:val="0"/>
+          <w:sz w:val="21"/>
+        </w:rPr>
+        <w:t>伤害公式不同</w:t>
+      </w:r>
+      <w:r>
+        <w:rPr>
+          <w:rFonts w:ascii="Times New Roman" w:hAnsi="Times New Roman" w:eastAsia="宋体"/>
+          <w:b w:val="0"/>
+          <w:i w:val="0"/>
+          <w:sz w:val="21"/>
+        </w:rPr>
+        <w:t>。</w:t>
+      </w:r>
+    </w:p>
+    <w:tbl>
+      <w:tblPr>
+        <w:tblStyle w:val="LightGrid-Accent1"/>
+        <w:tblW w:type="auto" w:w="0"/>
+        <w:tblLook w:firstColumn="1" w:firstRow="1" w:lastColumn="0" w:lastRow="0" w:noHBand="0" w:noVBand="1" w:val="04A0"/>
+      </w:tblPr>
+      <w:tblGrid>
+        <w:gridCol w:w="2880"/>
+        <w:gridCol w:w="2880"/>
+        <w:gridCol w:w="2880"/>
+      </w:tblGrid>
+      <w:tr>
+        <w:tc>
+          <w:tcPr>
+            <w:tcW w:type="dxa" w:w="2880"/>
+          </w:tcPr>
+          <w:p>
+            <w:r/>
+            <w:r>
+              <w:rPr>
+                <w:rFonts w:ascii="Times New Roman" w:hAnsi="Times New Roman" w:eastAsia="宋体"/>
+                <w:b w:val="0"/>
+                <w:i w:val="0"/>
+                <w:sz w:val="21"/>
+              </w:rPr>
+              <w:t>参数</w:t>
+            </w:r>
+          </w:p>
+        </w:tc>
+        <w:tc>
+          <w:tcPr>
+            <w:tcW w:type="dxa" w:w="2880"/>
+          </w:tcPr>
+          <w:p>
+            <w:r/>
+            <w:r>
+              <w:rPr>
+                <w:rFonts w:ascii="Times New Roman" w:hAnsi="Times New Roman" w:eastAsia="宋体"/>
+                <w:b w:val="0"/>
+                <w:i w:val="0"/>
+                <w:sz w:val="21"/>
+              </w:rPr>
+              <w:t>即时战斗</w:t>
+            </w:r>
+          </w:p>
+        </w:tc>
+        <w:tc>
+          <w:tcPr>
+            <w:tcW w:type="dxa" w:w="2880"/>
+          </w:tcPr>
+          <w:p>
+            <w:r/>
+            <w:r>
+              <w:rPr>
+                <w:rFonts w:ascii="Times New Roman" w:hAnsi="Times New Roman" w:eastAsia="宋体"/>
+                <w:b w:val="0"/>
+                <w:i w:val="0"/>
+                <w:sz w:val="21"/>
+              </w:rPr>
+              <w:t>回合制</w:t>
+            </w:r>
+          </w:p>
+        </w:tc>
+      </w:tr>
+      <w:tr>
+        <w:tc>
+          <w:tcPr>
+            <w:tcW w:type="dxa" w:w="2880"/>
+          </w:tcPr>
+          <w:p>
+            <w:r/>
+            <w:r>
+              <w:rPr>
+                <w:rFonts w:ascii="Times New Roman" w:hAnsi="Times New Roman" w:eastAsia="宋体"/>
+                <w:b w:val="0"/>
+                <w:i w:val="0"/>
+                <w:sz w:val="21"/>
+              </w:rPr>
+              <w:t>双防</w:t>
+            </w:r>
+          </w:p>
+        </w:tc>
+        <w:tc>
+          <w:tcPr>
+            <w:tcW w:type="dxa" w:w="2880"/>
+          </w:tcPr>
+          <w:p>
+            <w:r/>
+            <w:r>
+              <w:rPr>
+                <w:rFonts w:ascii="Times New Roman" w:hAnsi="Times New Roman" w:eastAsia="宋体"/>
+                <w:b w:val="0"/>
+                <w:i w:val="0"/>
+                <w:sz w:val="21"/>
+              </w:rPr>
+              <w:t>✓</w:t>
+            </w:r>
+          </w:p>
+        </w:tc>
+        <w:tc>
+          <w:tcPr>
+            <w:tcW w:type="dxa" w:w="2880"/>
+          </w:tcPr>
+          <w:p>
+            <w:r/>
+            <w:r>
+              <w:rPr>
+                <w:rFonts w:ascii="Times New Roman" w:hAnsi="Times New Roman" w:eastAsia="宋体"/>
+                <w:b w:val="0"/>
+                <w:i w:val="0"/>
+                <w:sz w:val="21"/>
+              </w:rPr>
+              <w:t>✓</w:t>
+            </w:r>
+          </w:p>
+        </w:tc>
+      </w:tr>
+      <w:tr>
+        <w:tc>
+          <w:tcPr>
+            <w:tcW w:type="dxa" w:w="2880"/>
+          </w:tcPr>
+          <w:p>
+            <w:r/>
+            <w:r>
+              <w:rPr>
+                <w:rFonts w:ascii="Times New Roman" w:hAnsi="Times New Roman" w:eastAsia="宋体"/>
+                <w:b w:val="0"/>
+                <w:i w:val="0"/>
+                <w:sz w:val="21"/>
+              </w:rPr>
+              <w:t>双攻</w:t>
+            </w:r>
+          </w:p>
+        </w:tc>
+        <w:tc>
+          <w:tcPr>
+            <w:tcW w:type="dxa" w:w="2880"/>
+          </w:tcPr>
+          <w:p>
+            <w:r/>
+            <w:r>
+              <w:rPr>
+                <w:rFonts w:ascii="Times New Roman" w:hAnsi="Times New Roman" w:eastAsia="宋体"/>
+                <w:b w:val="0"/>
+                <w:i w:val="0"/>
+                <w:sz w:val="21"/>
+              </w:rPr>
+              <w:t>✓</w:t>
+            </w:r>
+          </w:p>
+        </w:tc>
+        <w:tc>
+          <w:tcPr>
+            <w:tcW w:type="dxa" w:w="2880"/>
+          </w:tcPr>
+          <w:p>
+            <w:r/>
+            <w:r>
+              <w:rPr>
+                <w:rFonts w:ascii="Times New Roman" w:hAnsi="Times New Roman" w:eastAsia="宋体"/>
+                <w:b w:val="0"/>
+                <w:i w:val="0"/>
+                <w:sz w:val="21"/>
+              </w:rPr>
+              <w:t>✓</w:t>
+            </w:r>
+          </w:p>
+        </w:tc>
+      </w:tr>
+      <w:tr>
+        <w:tc>
+          <w:tcPr>
+            <w:tcW w:type="dxa" w:w="2880"/>
+          </w:tcPr>
+          <w:p>
+            <w:r/>
+            <w:r>
+              <w:rPr>
+                <w:rFonts w:ascii="Times New Roman" w:hAnsi="Times New Roman" w:eastAsia="宋体"/>
+                <w:b w:val="0"/>
+                <w:i w:val="0"/>
+                <w:sz w:val="21"/>
+              </w:rPr>
+              <w:t>暴击率</w:t>
+            </w:r>
+          </w:p>
+        </w:tc>
+        <w:tc>
+          <w:tcPr>
+            <w:tcW w:type="dxa" w:w="2880"/>
+          </w:tcPr>
+          <w:p>
+            <w:r/>
+            <w:r>
+              <w:rPr>
+                <w:rFonts w:ascii="Times New Roman" w:hAnsi="Times New Roman" w:eastAsia="宋体"/>
+                <w:b w:val="0"/>
+                <w:i w:val="0"/>
+                <w:sz w:val="21"/>
+              </w:rPr>
+              <w:t>✓</w:t>
+            </w:r>
+          </w:p>
+        </w:tc>
+        <w:tc>
+          <w:tcPr>
+            <w:tcW w:type="dxa" w:w="2880"/>
+          </w:tcPr>
+          <w:p>
+            <w:r/>
+            <w:r>
+              <w:rPr>
+                <w:rFonts w:ascii="Times New Roman" w:hAnsi="Times New Roman" w:eastAsia="宋体"/>
+                <w:b w:val="0"/>
+                <w:i w:val="0"/>
+                <w:sz w:val="21"/>
+              </w:rPr>
+              <w:t>✓</w:t>
+            </w:r>
+          </w:p>
+        </w:tc>
+      </w:tr>
+      <w:tr>
+        <w:tc>
+          <w:tcPr>
+            <w:tcW w:type="dxa" w:w="2880"/>
+          </w:tcPr>
+          <w:p>
+            <w:r/>
+            <w:r>
+              <w:rPr>
+                <w:rFonts w:ascii="Times New Roman" w:hAnsi="Times New Roman" w:eastAsia="宋体"/>
+                <w:b w:val="0"/>
+                <w:i w:val="0"/>
+                <w:sz w:val="21"/>
+              </w:rPr>
+              <w:t>暴击伤害</w:t>
+            </w:r>
+          </w:p>
+        </w:tc>
+        <w:tc>
+          <w:tcPr>
+            <w:tcW w:type="dxa" w:w="2880"/>
+          </w:tcPr>
+          <w:p>
+            <w:r/>
+            <w:r>
+              <w:rPr>
+                <w:rFonts w:ascii="Times New Roman" w:hAnsi="Times New Roman" w:eastAsia="宋体"/>
+                <w:b w:val="0"/>
+                <w:i w:val="0"/>
+                <w:sz w:val="21"/>
+              </w:rPr>
+              <w:t>✓</w:t>
+            </w:r>
+          </w:p>
+        </w:tc>
+        <w:tc>
+          <w:tcPr>
+            <w:tcW w:type="dxa" w:w="2880"/>
+          </w:tcPr>
+          <w:p>
+            <w:r/>
+            <w:r>
+              <w:rPr>
+                <w:rFonts w:ascii="Times New Roman" w:hAnsi="Times New Roman" w:eastAsia="宋体"/>
+                <w:b w:val="0"/>
+                <w:i w:val="0"/>
+                <w:sz w:val="21"/>
+              </w:rPr>
+              <w:t>✓</w:t>
+            </w:r>
+          </w:p>
+        </w:tc>
+      </w:tr>
+      <w:tr>
+        <w:tc>
+          <w:tcPr>
+            <w:tcW w:type="dxa" w:w="2880"/>
+          </w:tcPr>
+          <w:p>
+            <w:r/>
+            <w:r>
+              <w:rPr>
+                <w:rFonts w:ascii="Times New Roman" w:hAnsi="Times New Roman" w:eastAsia="宋体"/>
+                <w:b w:val="0"/>
+                <w:i w:val="0"/>
+                <w:sz w:val="21"/>
+              </w:rPr>
+              <w:t>技能威力</w:t>
+            </w:r>
+          </w:p>
+        </w:tc>
+        <w:tc>
+          <w:tcPr>
+            <w:tcW w:type="dxa" w:w="2880"/>
+          </w:tcPr>
+          <w:p>
+            <w:r/>
+            <w:r>
+              <w:rPr>
+                <w:rFonts w:ascii="Times New Roman" w:hAnsi="Times New Roman" w:eastAsia="宋体"/>
+                <w:b w:val="0"/>
+                <w:i w:val="0"/>
+                <w:sz w:val="21"/>
+              </w:rPr>
+              <w:t>—</w:t>
+            </w:r>
+          </w:p>
+        </w:tc>
+        <w:tc>
+          <w:tcPr>
+            <w:tcW w:type="dxa" w:w="2880"/>
+          </w:tcPr>
+          <w:p>
+            <w:r/>
+            <w:r>
+              <w:rPr>
+                <w:rFonts w:ascii="Times New Roman" w:hAnsi="Times New Roman" w:eastAsia="宋体"/>
+                <w:b w:val="0"/>
+                <w:i w:val="0"/>
+                <w:sz w:val="21"/>
+              </w:rPr>
+              <w:t>✓</w:t>
+            </w:r>
+          </w:p>
+        </w:tc>
+      </w:tr>
+      <w:tr>
+        <w:tc>
+          <w:tcPr>
+            <w:tcW w:type="dxa" w:w="2880"/>
+          </w:tcPr>
+          <w:p>
+            <w:r/>
+            <w:r>
+              <w:rPr>
+                <w:rFonts w:ascii="Times New Roman" w:hAnsi="Times New Roman" w:eastAsia="宋体"/>
+                <w:b w:val="0"/>
+                <w:i w:val="0"/>
+                <w:sz w:val="21"/>
+              </w:rPr>
+              <w:t>威力调整系数</w:t>
+            </w:r>
+          </w:p>
+        </w:tc>
+        <w:tc>
+          <w:tcPr>
+            <w:tcW w:type="dxa" w:w="2880"/>
+          </w:tcPr>
+          <w:p>
+            <w:r/>
+            <w:r>
+              <w:rPr>
+                <w:rFonts w:ascii="Times New Roman" w:hAnsi="Times New Roman" w:eastAsia="宋体"/>
+                <w:b w:val="0"/>
+                <w:i w:val="0"/>
+                <w:sz w:val="21"/>
+              </w:rPr>
+              <w:t>—</w:t>
+            </w:r>
+          </w:p>
+        </w:tc>
+        <w:tc>
+          <w:tcPr>
+            <w:tcW w:type="dxa" w:w="2880"/>
+          </w:tcPr>
+          <w:p>
+            <w:r/>
+            <w:r>
+              <w:rPr>
+                <w:rFonts w:ascii="Times New Roman" w:hAnsi="Times New Roman" w:eastAsia="宋体"/>
+                <w:b w:val="0"/>
+                <w:i w:val="0"/>
+                <w:sz w:val="21"/>
+              </w:rPr>
+              <w:t>✓</w:t>
+            </w:r>
+          </w:p>
+        </w:tc>
+      </w:tr>
+      <w:tr>
+        <w:tc>
+          <w:tcPr>
+            <w:tcW w:type="dxa" w:w="2880"/>
+          </w:tcPr>
+          <w:p>
+            <w:r/>
+            <w:r>
+              <w:rPr>
+                <w:rFonts w:ascii="Times New Roman" w:hAnsi="Times New Roman" w:eastAsia="宋体"/>
+                <w:b w:val="0"/>
+                <w:i w:val="0"/>
+                <w:sz w:val="21"/>
+              </w:rPr>
+              <w:t>属性等级</w:t>
+            </w:r>
+          </w:p>
+        </w:tc>
+        <w:tc>
+          <w:tcPr>
+            <w:tcW w:type="dxa" w:w="2880"/>
+          </w:tcPr>
+          <w:p>
+            <w:r/>
+            <w:r>
+              <w:rPr>
+                <w:rFonts w:ascii="Times New Roman" w:hAnsi="Times New Roman" w:eastAsia="宋体"/>
+                <w:b w:val="0"/>
+                <w:i w:val="0"/>
+                <w:sz w:val="21"/>
+              </w:rPr>
+              <w:t>—</w:t>
+            </w:r>
+          </w:p>
+        </w:tc>
+        <w:tc>
+          <w:tcPr>
+            <w:tcW w:type="dxa" w:w="2880"/>
+          </w:tcPr>
+          <w:p>
+            <w:r/>
+            <w:r>
+              <w:rPr>
+                <w:rFonts w:ascii="Times New Roman" w:hAnsi="Times New Roman" w:eastAsia="宋体"/>
+                <w:b w:val="0"/>
+                <w:i w:val="0"/>
+                <w:sz w:val="21"/>
+              </w:rPr>
+              <w:t>✓</w:t>
+            </w:r>
+          </w:p>
+        </w:tc>
+      </w:tr>
+      <w:tr>
+        <w:tc>
+          <w:tcPr>
+            <w:tcW w:type="dxa" w:w="2880"/>
+          </w:tcPr>
+          <w:p>
+            <w:r/>
+            <w:r>
+              <w:rPr>
+                <w:rFonts w:ascii="Times New Roman" w:hAnsi="Times New Roman" w:eastAsia="宋体"/>
+                <w:b w:val="0"/>
+                <w:i w:val="0"/>
+                <w:sz w:val="21"/>
+              </w:rPr>
+              <w:t>双攻穿透</w:t>
+            </w:r>
+          </w:p>
+        </w:tc>
+        <w:tc>
+          <w:tcPr>
+            <w:tcW w:type="dxa" w:w="2880"/>
+          </w:tcPr>
+          <w:p>
+            <w:r/>
+            <w:r>
+              <w:rPr>
+                <w:rFonts w:ascii="Times New Roman" w:hAnsi="Times New Roman" w:eastAsia="宋体"/>
+                <w:b w:val="0"/>
+                <w:i w:val="0"/>
+                <w:sz w:val="21"/>
+              </w:rPr>
+              <w:t>—</w:t>
+            </w:r>
+          </w:p>
+        </w:tc>
+        <w:tc>
+          <w:tcPr>
+            <w:tcW w:type="dxa" w:w="2880"/>
+          </w:tcPr>
+          <w:p>
+            <w:r/>
+            <w:r>
+              <w:rPr>
+                <w:rFonts w:ascii="Times New Roman" w:hAnsi="Times New Roman" w:eastAsia="宋体"/>
+                <w:b w:val="0"/>
+                <w:i w:val="0"/>
+                <w:sz w:val="21"/>
+              </w:rPr>
+              <w:t>✓</w:t>
+            </w:r>
+          </w:p>
+        </w:tc>
+      </w:tr>
+      <w:tr>
+        <w:tc>
+          <w:tcPr>
+            <w:tcW w:type="dxa" w:w="2880"/>
+          </w:tcPr>
+          <w:p>
+            <w:r/>
+            <w:r>
+              <w:rPr>
+                <w:rFonts w:ascii="Times New Roman" w:hAnsi="Times New Roman" w:eastAsia="宋体"/>
+                <w:b w:val="0"/>
+                <w:i w:val="0"/>
+                <w:sz w:val="21"/>
+              </w:rPr>
+              <w:t>双防抵抗</w:t>
+            </w:r>
+          </w:p>
+        </w:tc>
+        <w:tc>
+          <w:tcPr>
+            <w:tcW w:type="dxa" w:w="2880"/>
+          </w:tcPr>
+          <w:p>
+            <w:r/>
+            <w:r>
+              <w:rPr>
+                <w:rFonts w:ascii="Times New Roman" w:hAnsi="Times New Roman" w:eastAsia="宋体"/>
+                <w:b w:val="0"/>
+                <w:i w:val="0"/>
+                <w:sz w:val="21"/>
+              </w:rPr>
+              <w:t>—</w:t>
+            </w:r>
+          </w:p>
+        </w:tc>
+        <w:tc>
+          <w:tcPr>
+            <w:tcW w:type="dxa" w:w="2880"/>
+          </w:tcPr>
+          <w:p>
+            <w:r/>
+            <w:r>
+              <w:rPr>
+                <w:rFonts w:ascii="Times New Roman" w:hAnsi="Times New Roman" w:eastAsia="宋体"/>
+                <w:b w:val="0"/>
+                <w:i w:val="0"/>
+                <w:sz w:val="21"/>
+              </w:rPr>
+              <w:t>✓</w:t>
+            </w:r>
+          </w:p>
+        </w:tc>
+      </w:tr>
+      <w:tr>
+        <w:tc>
+          <w:tcPr>
+            <w:tcW w:type="dxa" w:w="2880"/>
+          </w:tcPr>
+          <w:p>
+            <w:r/>
+            <w:r>
+              <w:rPr>
+                <w:rFonts w:ascii="Times New Roman" w:hAnsi="Times New Roman" w:eastAsia="宋体"/>
+                <w:b w:val="0"/>
+                <w:i w:val="0"/>
+                <w:sz w:val="21"/>
+              </w:rPr>
+              <w:t>伤害能力</w:t>
+            </w:r>
+          </w:p>
+        </w:tc>
+        <w:tc>
+          <w:tcPr>
+            <w:tcW w:type="dxa" w:w="2880"/>
+          </w:tcPr>
+          <w:p>
+            <w:r/>
+            <w:r>
+              <w:rPr>
+                <w:rFonts w:ascii="Times New Roman" w:hAnsi="Times New Roman" w:eastAsia="宋体"/>
+                <w:b w:val="0"/>
+                <w:i w:val="0"/>
+                <w:sz w:val="21"/>
+              </w:rPr>
+              <w:t>—</w:t>
+            </w:r>
+          </w:p>
+        </w:tc>
+        <w:tc>
+          <w:tcPr>
+            <w:tcW w:type="dxa" w:w="2880"/>
+          </w:tcPr>
+          <w:p>
+            <w:r/>
+            <w:r>
+              <w:rPr>
+                <w:rFonts w:ascii="Times New Roman" w:hAnsi="Times New Roman" w:eastAsia="宋体"/>
+                <w:b w:val="0"/>
+                <w:i w:val="0"/>
+                <w:sz w:val="21"/>
+              </w:rPr>
+              <w:t>✓</w:t>
+            </w:r>
+          </w:p>
+        </w:tc>
+      </w:tr>
+      <w:tr>
+        <w:tc>
+          <w:tcPr>
+            <w:tcW w:type="dxa" w:w="2880"/>
+          </w:tcPr>
+          <w:p>
+            <w:r/>
+            <w:r>
+              <w:rPr>
+                <w:rFonts w:ascii="Times New Roman" w:hAnsi="Times New Roman" w:eastAsia="宋体"/>
+                <w:b w:val="0"/>
+                <w:i w:val="0"/>
+                <w:sz w:val="21"/>
+              </w:rPr>
+              <w:t>伤害抗性</w:t>
+            </w:r>
+          </w:p>
+        </w:tc>
+        <w:tc>
+          <w:tcPr>
+            <w:tcW w:type="dxa" w:w="2880"/>
+          </w:tcPr>
+          <w:p>
+            <w:r/>
+            <w:r>
+              <w:rPr>
+                <w:rFonts w:ascii="Times New Roman" w:hAnsi="Times New Roman" w:eastAsia="宋体"/>
+                <w:b w:val="0"/>
+                <w:i w:val="0"/>
+                <w:sz w:val="21"/>
+              </w:rPr>
+              <w:t>—</w:t>
+            </w:r>
+          </w:p>
+        </w:tc>
+        <w:tc>
+          <w:tcPr>
+            <w:tcW w:type="dxa" w:w="2880"/>
+          </w:tcPr>
+          <w:p>
+            <w:r/>
+            <w:r>
+              <w:rPr>
+                <w:rFonts w:ascii="Times New Roman" w:hAnsi="Times New Roman" w:eastAsia="宋体"/>
+                <w:b w:val="0"/>
+                <w:i w:val="0"/>
+                <w:sz w:val="21"/>
+              </w:rPr>
+              <w:t>✓</w:t>
+            </w:r>
+          </w:p>
+        </w:tc>
+      </w:tr>
+    </w:tbl>
+    <w:p/>
+    <w:p>
+      <w:r>
+        <w:rPr>
+          <w:rFonts w:ascii="Times New Roman" w:hAnsi="Times New Roman" w:eastAsia="宋体"/>
+          <w:b/>
+          <w:i w:val="0"/>
+          <w:sz w:val="21"/>
+        </w:rPr>
+        <w:t>数值标准（v1.4）</w:t>
+      </w:r>
+      <w:r>
+        <w:rPr>
+          <w:rFonts w:ascii="Times New Roman" w:hAnsi="Times New Roman" w:eastAsia="宋体"/>
+          <w:b w:val="0"/>
+          <w:i w:val="0"/>
+          <w:sz w:val="21"/>
+        </w:rPr>
+        <w:t>：哪怕回合制很拖，击杀高血量 BOSS 也一定快过实时战斗——</w:t>
+      </w:r>
+      <w:r>
+        <w:rPr>
+          <w:rFonts w:ascii="Times New Roman" w:hAnsi="Times New Roman" w:eastAsia="宋体"/>
+          <w:b/>
+          <w:i w:val="0"/>
+          <w:sz w:val="21"/>
+        </w:rPr>
+        <w:t>起码快 20%</w:t>
+      </w:r>
+      <w:r>
+        <w:rPr>
+          <w:rFonts w:ascii="Times New Roman" w:hAnsi="Times New Roman" w:eastAsia="宋体"/>
+          <w:b w:val="0"/>
+          <w:i w:val="0"/>
+          <w:sz w:val="21"/>
+        </w:rPr>
+        <w:t>。</w:t>
+      </w:r>
+    </w:p>
+    <w:p>
+      <w:r>
+        <w:rPr>
+          <w:rFonts w:ascii="Times New Roman" w:hAnsi="Times New Roman" w:eastAsia="宋体"/>
+          <w:b w:val="0"/>
+          <w:i w:val="0"/>
+          <w:sz w:val="21"/>
+        </w:rPr>
+        <w:t>#### 为什么这样设计</w:t>
+      </w:r>
+    </w:p>
+    <w:p>
+      <w:r>
+        <w:rPr>
+          <w:rFonts w:ascii="Times New Roman" w:hAnsi="Times New Roman" w:eastAsia="宋体"/>
+          <w:b/>
+          <w:i w:val="0"/>
+          <w:sz w:val="21"/>
+        </w:rPr>
+        <w:t>L1</w:t>
+      </w:r>
+      <w:r>
+        <w:rPr>
+          <w:rFonts w:ascii="Times New Roman" w:hAnsi="Times New Roman" w:eastAsia="宋体"/>
+          <w:b w:val="0"/>
+          <w:i w:val="0"/>
+          <w:sz w:val="21"/>
+        </w:rPr>
+        <w:t xml:space="preserve"> 回合制有更多参数参与（技能威力 / 穿透 / 抵抗 / 属性等级 / 伤害能力 / 抗性）→ 玩家可以</w:t>
+      </w:r>
+      <w:r>
+        <w:rPr>
+          <w:rFonts w:ascii="Times New Roman" w:hAnsi="Times New Roman" w:eastAsia="宋体"/>
+          <w:b/>
+          <w:i w:val="0"/>
+          <w:sz w:val="21"/>
+        </w:rPr>
+        <w:t>通过策略和 build 把伤害堆上去</w:t>
+      </w:r>
+      <w:r>
+        <w:rPr>
+          <w:rFonts w:ascii="Times New Roman" w:hAnsi="Times New Roman" w:eastAsia="宋体"/>
+          <w:b w:val="0"/>
+          <w:i w:val="0"/>
+          <w:sz w:val="21"/>
+        </w:rPr>
+        <w:t>。即时战斗没有这些 → 伤害上限低。</w:t>
+      </w:r>
+    </w:p>
+    <w:p>
+      <w:r>
+        <w:rPr>
+          <w:rFonts w:ascii="Times New Roman" w:hAnsi="Times New Roman" w:eastAsia="宋体"/>
+          <w:b/>
+          <w:i w:val="0"/>
+          <w:sz w:val="21"/>
+        </w:rPr>
+        <w:t>L2</w:t>
+      </w:r>
+      <w:r>
+        <w:rPr>
+          <w:rFonts w:ascii="Times New Roman" w:hAnsi="Times New Roman" w:eastAsia="宋体"/>
+          <w:b w:val="0"/>
+          <w:i w:val="0"/>
+          <w:sz w:val="21"/>
+        </w:rPr>
+        <w:t xml:space="preserve"> 这条规则解决「回合制拖沓但有没有意义」的问题——回合制</w:t>
+      </w:r>
+      <w:r>
+        <w:rPr>
+          <w:rFonts w:ascii="Times New Roman" w:hAnsi="Times New Roman" w:eastAsia="宋体"/>
+          <w:b/>
+          <w:i w:val="0"/>
+          <w:sz w:val="21"/>
+        </w:rPr>
+        <w:t>值得选</w:t>
+      </w:r>
+      <w:r>
+        <w:rPr>
+          <w:rFonts w:ascii="Times New Roman" w:hAnsi="Times New Roman" w:eastAsia="宋体"/>
+          <w:b w:val="0"/>
+          <w:i w:val="0"/>
+          <w:sz w:val="21"/>
+        </w:rPr>
+        <w:t>，因为它数值上更狠。Boss 战强制回合制不是惩罚，是奖励。</w:t>
+      </w:r>
+    </w:p>
+    <w:p>
+      <w:r>
+        <w:rPr>
+          <w:rFonts w:ascii="Times New Roman" w:hAnsi="Times New Roman" w:eastAsia="宋体"/>
+          <w:b/>
+          <w:i w:val="0"/>
+          <w:sz w:val="21"/>
+        </w:rPr>
+        <w:t>L3</w:t>
+      </w:r>
+      <w:r>
+        <w:rPr>
+          <w:rFonts w:ascii="Times New Roman" w:hAnsi="Times New Roman" w:eastAsia="宋体"/>
+          <w:b w:val="0"/>
+          <w:i w:val="0"/>
+          <w:sz w:val="21"/>
+        </w:rPr>
+        <w:t xml:space="preserve"> 玩家成就感来源：「我选回合制是因为它对 Boss 更狠，不是因为剧情强制」——这是</w:t>
+      </w:r>
+      <w:r>
+        <w:rPr>
+          <w:rFonts w:ascii="Times New Roman" w:hAnsi="Times New Roman" w:eastAsia="宋体"/>
+          <w:b/>
+          <w:i w:val="0"/>
+          <w:sz w:val="21"/>
+        </w:rPr>
+        <w:t>主动选择</w:t>
+      </w:r>
+      <w:r>
+        <w:rPr>
+          <w:rFonts w:ascii="Times New Roman" w:hAnsi="Times New Roman" w:eastAsia="宋体"/>
+          <w:b w:val="0"/>
+          <w:i w:val="0"/>
+          <w:sz w:val="21"/>
+        </w:rPr>
+        <w:t>，不是被迫。</w:t>
+      </w:r>
+    </w:p>
+    <w:p>
+      <w:r>
+        <w:rPr>
+          <w:rFonts w:ascii="Times New Roman" w:hAnsi="Times New Roman" w:eastAsia="宋体"/>
+          <w:b/>
+          <w:i w:val="0"/>
+          <w:sz w:val="21"/>
+        </w:rPr>
+        <w:t>L4</w:t>
+      </w:r>
+      <w:r>
+        <w:rPr>
+          <w:rFonts w:ascii="Times New Roman" w:hAnsi="Times New Roman" w:eastAsia="宋体"/>
+          <w:b w:val="0"/>
+          <w:i w:val="0"/>
+          <w:sz w:val="21"/>
+        </w:rPr>
+        <w:t xml:space="preserve"> 这是 JRPG 经典的「策略 &gt; 手速」原则：回合制把更多变量纳入计算（玩家可学习、可计算、可优化），即时战斗只算双攻双防暴击（玩家只能堆面板）。JRPG 的策略深度 = 回合制的存在意义。</w:t>
+      </w:r>
+    </w:p>
+    <w:p>
+      <w:pPr>
+        <w:pStyle w:val="Heading3"/>
+      </w:pPr>
+      <w:r>
+        <w:rPr>
+          <w:rFonts w:ascii="Times New Roman" w:hAnsi="Times New Roman" w:eastAsia="宋体"/>
+          <w:b w:val="0"/>
+          <w:i w:val="0"/>
+          <w:sz w:val="21"/>
+        </w:rPr>
         <w:t>3.2 M2 即时战斗（野外）—— v1.3 操作框架</w:t>
       </w:r>
     </w:p>
@@ -6149,6 +8323,20 @@
       </w:tr>
     </w:tbl>
     <w:p/>
+    <w:p>
+      <w:pPr>
+        <w:ind w:left="340" w:right="227"/>
+      </w:pPr>
+      <w:r>
+        <w:rPr>
+          <w:rFonts w:ascii="Times New Roman" w:hAnsi="Times New Roman" w:eastAsia="宋体"/>
+          <w:i/>
+          <w:sz w:val="21"/>
+        </w:rPr>
+        <w:t>**v1.4 备注**：以上指令中的「普攻 / 战技 / 终结技」——**与 §3.2 M2 即时战斗下的招式是同一招**。详见 §3.1.1 双战斗招式同一性原则。回合制里的普攻 / 战技 / 终结技 → 在即时战斗里都有对应招式（同名、同动画）。指令菜单本身不是独立招式系统——是即时战斗招式库的子集（带回合制额外的 buff/debuff 触发，详见 §3.1.1 R5）。</w:t>
+        <w:br/>
+      </w:r>
+    </w:p>
     <w:p>
       <w:r>
         <w:rPr>
@@ -10438,11 +12626,38 @@
             <w:r>
               <w:rPr>
                 <w:rFonts w:ascii="Times New Roman" w:hAnsi="Times New Roman" w:eastAsia="宋体"/>
-                <w:b w:val="0"/>
-                <w:i w:val="0"/>
-                <w:sz w:val="21"/>
-              </w:rPr>
-              <w:t>即时（攻击 / 闪避 / 受击）+ 回合制（待机 / 施法 / 终结技）</w:t>
+                <w:b/>
+                <w:i w:val="0"/>
+                <w:sz w:val="21"/>
+              </w:rPr>
+              <w:t>共用一套动作 + 特效</w:t>
+            </w:r>
+            <w:r>
+              <w:rPr>
+                <w:rFonts w:ascii="Times New Roman" w:hAnsi="Times New Roman" w:eastAsia="宋体"/>
+                <w:b w:val="0"/>
+                <w:i w:val="0"/>
+                <w:sz w:val="21"/>
+              </w:rPr>
+              <w:t>——即时（攻击 / 闪避 / 受击）+ 回合制（待机 / 施法 / 终结技）。区别只在</w:t>
+            </w:r>
+            <w:r>
+              <w:rPr>
+                <w:rFonts w:ascii="Times New Roman" w:hAnsi="Times New Roman" w:eastAsia="宋体"/>
+                <w:b/>
+                <w:i w:val="0"/>
+                <w:sz w:val="21"/>
+              </w:rPr>
+              <w:t>镜头表现</w:t>
+            </w:r>
+            <w:r>
+              <w:rPr>
+                <w:rFonts w:ascii="Times New Roman" w:hAnsi="Times New Roman" w:eastAsia="宋体"/>
+                <w:b w:val="0"/>
+                <w:i w:val="0"/>
+                <w:sz w:val="21"/>
+              </w:rPr>
+              <w:t>（详见 §3.1.1 R6）</w:t>
             </w:r>
           </w:p>
         </w:tc>

--- a/restart/重启_双战斗体系_系统策划案_v1.4.docx
+++ b/restart/重启_双战斗体系_系统策划案_v1.4.docx
@@ -980,7 +980,159 @@
           <w:i w:val="0"/>
           <w:sz w:val="21"/>
         </w:rPr>
-        <w:t>《重启》是一款 JRPG，不是 ARPG。所有战斗都跑在双战斗体系之上。传统 JRPG 的两个痛点：① 野外刷级；② 回合制无聊。我们的解法：</w:t>
+        <w:t>《重启》是一款 JRPG，不是 ARPG。所有战斗都跑在双战斗体系之上。我们立项时调研了《空之轨迹》《怪物大师》等 JRPG，提炼出三个绕不开的老问题：</w:t>
+      </w:r>
+    </w:p>
+    <w:p>
+      <w:pPr>
+        <w:pStyle w:val="ListBullet"/>
+      </w:pPr>
+      <w:r>
+        <w:rPr>
+          <w:rFonts w:ascii="Times New Roman" w:hAnsi="Times New Roman" w:eastAsia="宋体"/>
+          <w:b/>
+          <w:i w:val="0"/>
+          <w:sz w:val="21"/>
+        </w:rPr>
+        <w:t>痛点 1：JRPG 体验匮乏。</w:t>
+      </w:r>
+      <w:r>
+        <w:rPr>
+          <w:rFonts w:ascii="Times New Roman" w:hAnsi="Times New Roman" w:eastAsia="宋体"/>
+          <w:b w:val="0"/>
+          <w:i w:val="0"/>
+          <w:sz w:val="21"/>
+        </w:rPr>
+        <w:t xml:space="preserve"> 原因：传统 JRPG 的反馈链是「打怪 → 经验条 +1 → 升级」。这条反馈链让玩家注意力被拉向两个地方——① 局外的 build（装备 / 魔法 / 怪物构筑，《怪物大师》依赖怪物构筑，《空之轨迹》后期重心在导力器魔法构筑）；② 经验条数字变化。但</w:t>
+      </w:r>
+      <w:r>
+        <w:rPr>
+          <w:rFonts w:ascii="Times New Roman" w:hAnsi="Times New Roman" w:eastAsia="宋体"/>
+          <w:b/>
+          <w:i w:val="0"/>
+          <w:sz w:val="21"/>
+        </w:rPr>
+        <w:t>回合内招式本身没有表演感</w:t>
+      </w:r>
+      <w:r>
+        <w:rPr>
+          <w:rFonts w:ascii="Times New Roman" w:hAnsi="Times New Roman" w:eastAsia="宋体"/>
+          <w:b w:val="0"/>
+          <w:i w:val="0"/>
+          <w:sz w:val="21"/>
+        </w:rPr>
+        <w:t>——玩家按一下键，敌人掉一截血，HP 数字跳一下，没有招式命名、没有命中顿挫、没有镜头特写。所以玩家的真实操作是「我在刷资源」而不是「我在战斗」。</w:t>
+      </w:r>
+    </w:p>
+    <w:p>
+      <w:pPr>
+        <w:pStyle w:val="ListBullet"/>
+      </w:pPr>
+      <w:r>
+        <w:rPr>
+          <w:rFonts w:ascii="Times New Roman" w:hAnsi="Times New Roman" w:eastAsia="宋体"/>
+          <w:b/>
+          <w:i w:val="0"/>
+          <w:sz w:val="21"/>
+        </w:rPr>
+        <w:t>痛点 2：双模式割裂。</w:t>
+      </w:r>
+      <w:r>
+        <w:rPr>
+          <w:rFonts w:ascii="Times New Roman" w:hAnsi="Times New Roman" w:eastAsia="宋体"/>
+          <w:b w:val="0"/>
+          <w:i w:val="0"/>
+          <w:sz w:val="21"/>
+        </w:rPr>
+        <w:t xml:space="preserve"> 原因：JRPG 想加即时战斗元素（比如《空之轨迹》用即时战斗获取联手攻击能量喂回合制），但</w:t>
+      </w:r>
+      <w:r>
+        <w:rPr>
+          <w:rFonts w:ascii="Times New Roman" w:hAnsi="Times New Roman" w:eastAsia="宋体"/>
+          <w:b/>
+          <w:i w:val="0"/>
+          <w:sz w:val="21"/>
+        </w:rPr>
+        <w:t>角色在即时模式下只有「轻击 / 重击 / 闪避」三个通用键位，所有角色共用一套基础操作</w:t>
+      </w:r>
+      <w:r>
+        <w:rPr>
+          <w:rFonts w:ascii="Times New Roman" w:hAnsi="Times New Roman" w:eastAsia="宋体"/>
+          <w:b w:val="0"/>
+          <w:i w:val="0"/>
+          <w:sz w:val="21"/>
+        </w:rPr>
+        <w:t>，没有任何派生——即时战斗元素没法绑定角色本身的武术特点和性格，违背了 JRPG 用战斗塑造人物的沉浸感。</w:t>
+      </w:r>
+      <w:r>
+        <w:rPr>
+          <w:rFonts w:ascii="Times New Roman" w:hAnsi="Times New Roman" w:eastAsia="宋体"/>
+          <w:b/>
+          <w:i w:val="0"/>
+          <w:sz w:val="21"/>
+        </w:rPr>
+        <w:t>进一步的问题是即时技能和回合战技是两套系统</w:t>
+      </w:r>
+      <w:r>
+        <w:rPr>
+          <w:rFonts w:ascii="Times New Roman" w:hAnsi="Times New Roman" w:eastAsia="宋体"/>
+          <w:b w:val="0"/>
+          <w:i w:val="0"/>
+          <w:sz w:val="21"/>
+        </w:rPr>
+        <w:t>：即时键位 ≠ 回合战技名，没有「同一招、同名、同效果」，玩家在两个模式里操作的不是同一个希恩——角色叙事被切成两段。</w:t>
+      </w:r>
+    </w:p>
+    <w:p>
+      <w:pPr>
+        <w:pStyle w:val="ListBullet"/>
+      </w:pPr>
+      <w:r>
+        <w:rPr>
+          <w:rFonts w:ascii="Times New Roman" w:hAnsi="Times New Roman" w:eastAsia="宋体"/>
+          <w:b/>
+          <w:i w:val="0"/>
+          <w:sz w:val="21"/>
+        </w:rPr>
+        <w:t>痛点 3：双模式切换没有用世界观包装。</w:t>
+      </w:r>
+      <w:r>
+        <w:rPr>
+          <w:rFonts w:ascii="Times New Roman" w:hAnsi="Times New Roman" w:eastAsia="宋体"/>
+          <w:b w:val="0"/>
+          <w:i w:val="0"/>
+          <w:sz w:val="21"/>
+        </w:rPr>
+        <w:t xml:space="preserve"> 原因：传统 JRPG 把切换解释为「战术切换」，但</w:t>
+      </w:r>
+      <w:r>
+        <w:rPr>
+          <w:rFonts w:ascii="Times New Roman" w:hAnsi="Times New Roman" w:eastAsia="宋体"/>
+          <w:b/>
+          <w:i w:val="0"/>
+          <w:sz w:val="21"/>
+        </w:rPr>
+        <w:t>自己战术的调整不能让敌人也按另一套规则行动</w:t>
+      </w:r>
+      <w:r>
+        <w:rPr>
+          <w:rFonts w:ascii="Times New Roman" w:hAnsi="Times New Roman" w:eastAsia="宋体"/>
+          <w:b w:val="0"/>
+          <w:i w:val="0"/>
+          <w:sz w:val="21"/>
+        </w:rPr>
+        <w:t>——AT 条本质是回合系统的内部机制，玩家切模式时世界并没有真的在「切换什么」。玩家切完模式，第一反应是「我换了一套技能」而不是「世界变了」，出戏。</w:t>
+      </w:r>
+    </w:p>
+    <w:p>
+      <w:r>
+        <w:rPr>
+          <w:rFonts w:ascii="Times New Roman" w:hAnsi="Times New Roman" w:eastAsia="宋体"/>
+          <w:b w:val="0"/>
+          <w:i w:val="0"/>
+          <w:sz w:val="21"/>
+        </w:rPr>
+        <w:t>我们的解法：</w:t>
       </w:r>
     </w:p>
     <w:tbl>

--- a/restart/重启_双战斗体系_系统策划案_v1.4.docx
+++ b/restart/重启_双战斗体系_系统策划案_v1.4.docx
@@ -2582,7 +2582,7 @@
                 <w:i w:val="0"/>
                 <w:sz w:val="21"/>
               </w:rPr>
-              <w:t>周一：光系怪物强</w:t>
+              <w:t>周一：光系 / 圣灵系怪物强</w:t>
             </w:r>
           </w:p>
         </w:tc>
@@ -2652,7 +2652,7 @@
                 <w:i w:val="0"/>
                 <w:sz w:val="21"/>
               </w:rPr>
-              <w:t>周二：生命系怪物强</w:t>
+              <w:t>周二：木系怪物强</w:t>
             </w:r>
           </w:p>
         </w:tc>
@@ -2722,7 +2722,7 @@
                 <w:i w:val="0"/>
                 <w:sz w:val="21"/>
               </w:rPr>
-              <w:t>周三：变化系怪物强</w:t>
+              <w:t>周三：风系 / 冰系怪物强</w:t>
             </w:r>
           </w:p>
         </w:tc>
@@ -2792,7 +2792,7 @@
                 <w:i w:val="0"/>
                 <w:sz w:val="21"/>
               </w:rPr>
-              <w:t>周四：技艺系怪物强</w:t>
+              <w:t>周四：火系 / 雷系怪物强</w:t>
             </w:r>
           </w:p>
         </w:tc>
@@ -2932,7 +2932,7 @@
                 <w:i w:val="0"/>
                 <w:sz w:val="21"/>
               </w:rPr>
-              <w:t>周六：死亡系怪物强</w:t>
+              <w:t>周六：暗系 / 神秘系怪物强</w:t>
             </w:r>
           </w:p>
         </w:tc>

--- a/restart/重启_双战斗体系_系统策划案_v1.4.docx
+++ b/restart/重启_双战斗体系_系统策划案_v1.4.docx
@@ -2033,92 +2033,6 @@
           <w:sz w:val="21"/>
         </w:rPr>
         <w:t>为什么这份策划案看起来更像文案？因为 JRPG 的系统设计与叙事设计天然不可分。JRPG 的玩家留存靠的是「我信这个世界」——而不是「这个技能很强」。所以这份文档里你会看到大量世界观、台词、设定——这些不是装饰，是绑定系统的绳索。</w:t>
-      </w:r>
-    </w:p>
-    <w:p>
-      <w:r>
-        <w:rPr>
-          <w:rFonts w:ascii="Times New Roman" w:hAnsi="Times New Roman" w:eastAsia="宋体"/>
-          <w:b w:val="0"/>
-          <w:i w:val="0"/>
-          <w:sz w:val="21"/>
-        </w:rPr>
-        <w:t>JRPG 大厂（Falcom / Atlus / SE）都是这么做的：写在前头，让你 / 队友 / 面试官知道这文案风是设计选择，不是跑题。</w:t>
-      </w:r>
-    </w:p>
-    <w:p>
-      <w:pPr>
-        <w:ind w:left="340" w:right="227"/>
-      </w:pPr>
-      <w:r>
-        <w:rPr>
-          <w:rFonts w:ascii="Times New Roman" w:hAnsi="Times New Roman" w:eastAsia="宋体"/>
-          <w:i/>
-          <w:sz w:val="21"/>
-        </w:rPr>
-        <w:t>**写每条规则时，我都会回答 4 层「为什么」：**</w:t>
-        <w:br/>
-      </w:r>
-      <w:r>
-        <w:rPr>
-          <w:rFonts w:ascii="Times New Roman" w:hAnsi="Times New Roman" w:eastAsia="宋体"/>
-          <w:i/>
-          <w:sz w:val="21"/>
-        </w:rPr>
-        <w:t>- L1 已有哪款游戏 / 设计做过类似的事？</w:t>
-        <w:br/>
-      </w:r>
-      <w:r>
-        <w:rPr>
-          <w:rFonts w:ascii="Times New Roman" w:hAnsi="Times New Roman" w:eastAsia="宋体"/>
-          <w:i/>
-          <w:sz w:val="21"/>
-        </w:rPr>
-        <w:t>- L2 这条规则具体解决玩家的什么问题？</w:t>
-        <w:br/>
-      </w:r>
-      <w:r>
-        <w:rPr>
-          <w:rFonts w:ascii="Times New Roman" w:hAnsi="Times New Roman" w:eastAsia="宋体"/>
-          <w:i/>
-          <w:sz w:val="21"/>
-        </w:rPr>
-        <w:t>- L3 这条规则为什么真能留存或打动玩家？</w:t>
-        <w:br/>
-      </w:r>
-      <w:r>
-        <w:rPr>
-          <w:rFonts w:ascii="Times New Roman" w:hAnsi="Times New Roman" w:eastAsia="宋体"/>
-          <w:i/>
-          <w:sz w:val="21"/>
-        </w:rPr>
-        <w:t>- L4 套用了什么设计理论 / 概念？</w:t>
-        <w:br/>
-      </w:r>
-    </w:p>
-    <w:p>
-      <w:r>
-        <w:rPr>
-          <w:rFonts w:ascii="Times New Roman" w:hAnsi="Times New Roman" w:eastAsia="宋体"/>
-          <w:b w:val="0"/>
-          <w:i w:val="0"/>
-          <w:sz w:val="21"/>
-        </w:rPr>
-        <w:t>&gt;</w:t>
-      </w:r>
-    </w:p>
-    <w:p>
-      <w:pPr>
-        <w:ind w:left="340" w:right="227"/>
-      </w:pPr>
-      <w:r>
-        <w:rPr>
-          <w:rFonts w:ascii="Times New Roman" w:hAnsi="Times New Roman" w:eastAsia="宋体"/>
-          <w:i/>
-          <w:sz w:val="21"/>
-        </w:rPr>
-        <w:t>后面规则里我只挑关键的几条展开 4 层，其它地方留 L1 + L2 即可。</w:t>
-        <w:br/>
       </w:r>
     </w:p>
     <w:p>

--- a/restart/重启_双战斗体系_系统策划案_v1.4.docx
+++ b/restart/重启_双战斗体系_系统策划案_v1.4.docx
@@ -946,6 +946,94 @@
     </w:p>
     <w:p>
       <w:pPr>
+        <w:pStyle w:val="Heading3"/>
+      </w:pPr>
+      <w:r>
+        <w:rPr>
+          <w:rFonts w:ascii="Times New Roman" w:hAnsi="Times New Roman" w:eastAsia="宋体"/>
+          <w:b w:val="0"/>
+          <w:i w:val="0"/>
+          <w:sz w:val="21"/>
+        </w:rPr>
+        <w:t>1.0 项目概述（30 秒电梯演讲）</w:t>
+      </w:r>
+    </w:p>
+    <w:p>
+      <w:r>
+        <w:rPr>
+          <w:rFonts w:ascii="Times New Roman" w:hAnsi="Times New Roman" w:eastAsia="宋体"/>
+          <w:b/>
+          <w:i w:val="0"/>
+          <w:sz w:val="21"/>
+        </w:rPr>
+        <w:t>《重启》是一款 JRPG。</w:t>
+      </w:r>
+      <w:r>
+        <w:rPr>
+          <w:rFonts w:ascii="Times New Roman" w:hAnsi="Times New Roman" w:eastAsia="宋体"/>
+          <w:b w:val="0"/>
+          <w:i w:val="0"/>
+          <w:sz w:val="21"/>
+        </w:rPr>
+        <w:t xml:space="preserve"> 主角希恩手持怀表，按下开关可以切换战斗——</w:t>
+      </w:r>
+      <w:r>
+        <w:rPr>
+          <w:rFonts w:ascii="Times New Roman" w:hAnsi="Times New Roman" w:eastAsia="宋体"/>
+          <w:b/>
+          <w:i w:val="0"/>
+          <w:sz w:val="21"/>
+        </w:rPr>
+        <w:t>野外是即时战斗（连招 + S/A/B/C/D 评级）</w:t>
+      </w:r>
+      <w:r>
+        <w:rPr>
+          <w:rFonts w:ascii="Times New Roman" w:hAnsi="Times New Roman" w:eastAsia="宋体"/>
+          <w:b w:val="0"/>
+          <w:i w:val="0"/>
+          <w:sz w:val="21"/>
+        </w:rPr>
+        <w:t>，</w:t>
+      </w:r>
+      <w:r>
+        <w:rPr>
+          <w:rFonts w:ascii="Times New Roman" w:hAnsi="Times New Roman" w:eastAsia="宋体"/>
+          <w:b/>
+          <w:i w:val="0"/>
+          <w:sz w:val="21"/>
+        </w:rPr>
+        <w:t>Boss 是回合制（行动条 + CP + 能量）</w:t>
+      </w:r>
+      <w:r>
+        <w:rPr>
+          <w:rFonts w:ascii="Times New Roman" w:hAnsi="Times New Roman" w:eastAsia="宋体"/>
+          <w:b w:val="0"/>
+          <w:i w:val="0"/>
+          <w:sz w:val="21"/>
+        </w:rPr>
+        <w:t>。</w:t>
+      </w:r>
+      <w:r>
+        <w:rPr>
+          <w:rFonts w:ascii="Times New Roman" w:hAnsi="Times New Roman" w:eastAsia="宋体"/>
+          <w:b/>
+          <w:i w:val="0"/>
+          <w:sz w:val="21"/>
+        </w:rPr>
+        <w:t>两个模式用同一招</w:t>
+      </w:r>
+      <w:r>
+        <w:rPr>
+          <w:rFonts w:ascii="Times New Roman" w:hAnsi="Times New Roman" w:eastAsia="宋体"/>
+          <w:b w:val="0"/>
+          <w:i w:val="0"/>
+          <w:sz w:val="21"/>
+        </w:rPr>
+        <w:t>——同名、同动画、同判定——这让希恩的怀表既是剧情道具也是系统开关。</w:t>
+      </w:r>
+    </w:p>
+    <w:p>
+      <w:pPr>
         <w:ind w:left="340" w:right="227"/>
       </w:pPr>
       <w:r>
@@ -956,6 +1044,57 @@
         </w:rPr>
         <w:t>「这是一款 JRPG，主角希恩随身携带一块怀表，能在「即时战斗」与「回合制指令战」之间切换。怀表既是剧情道具，也是系统开关。每按一次，希恩都会失去一段记忆——这就是真结局的代价。」</w:t>
         <w:br/>
+      </w:r>
+    </w:p>
+    <w:p>
+      <w:r>
+        <w:rPr>
+          <w:rFonts w:ascii="Times New Roman" w:hAnsi="Times New Roman" w:eastAsia="宋体"/>
+          <w:b/>
+          <w:i w:val="0"/>
+          <w:sz w:val="21"/>
+        </w:rPr>
+        <w:t>和《空之轨迹》不同</w:t>
+      </w:r>
+      <w:r>
+        <w:rPr>
+          <w:rFonts w:ascii="Times New Roman" w:hAnsi="Times New Roman" w:eastAsia="宋体"/>
+          <w:b w:val="0"/>
+          <w:i w:val="0"/>
+          <w:sz w:val="21"/>
+        </w:rPr>
+        <w:t>：本作即时战斗每个角色手感不同（v1.3 操作框架 L1+L2+L3）。</w:t>
+      </w:r>
+    </w:p>
+    <w:p>
+      <w:r>
+        <w:rPr>
+          <w:rFonts w:ascii="Times New Roman" w:hAnsi="Times New Roman" w:eastAsia="宋体"/>
+          <w:b/>
+          <w:i w:val="0"/>
+          <w:sz w:val="21"/>
+        </w:rPr>
+        <w:t>和《鬼泣》不同</w:t>
+      </w:r>
+      <w:r>
+        <w:rPr>
+          <w:rFonts w:ascii="Times New Roman" w:hAnsi="Times New Roman" w:eastAsia="宋体"/>
+          <w:b w:val="0"/>
+          <w:i w:val="0"/>
+          <w:sz w:val="21"/>
+        </w:rPr>
+        <w:t>：本作回合制有更深数值（多 7 个参数，Boss 战更狠）。</w:t>
+      </w:r>
+    </w:p>
+    <w:p>
+      <w:r>
+        <w:rPr>
+          <w:rFonts w:ascii="Times New Roman" w:hAnsi="Times New Roman" w:eastAsia="宋体"/>
+          <w:b w:val="0"/>
+          <w:i w:val="0"/>
+          <w:sz w:val="21"/>
+        </w:rPr>
+        <w:t>三个绕不开的老问题决定了双战斗体系：</w:t>
       </w:r>
     </w:p>
     <w:p>
@@ -2346,7 +2485,7 @@
           <w:i w:val="0"/>
           <w:sz w:val="21"/>
         </w:rPr>
-        <w:t>#### 创世 6 神</w:t>
+        <w:t>#### 2.2.1 创世 6 神</w:t>
       </w:r>
     </w:p>
     <w:tbl>
@@ -2931,7 +3070,7 @@
           <w:i w:val="0"/>
           <w:sz w:val="21"/>
         </w:rPr>
-        <w:t>#### 主角登场</w:t>
+        <w:t>#### 2.2.2 主角登场</w:t>
       </w:r>
     </w:p>
     <w:p>
@@ -2978,7 +3117,7 @@
           <w:i w:val="0"/>
           <w:sz w:val="21"/>
         </w:rPr>
-        <w:t>#### 两大核心设定</w:t>
+        <w:t>#### 2.2.3 两大核心设定</w:t>
       </w:r>
     </w:p>
     <w:p>
@@ -3029,7 +3168,7 @@
           <w:i w:val="0"/>
           <w:sz w:val="21"/>
         </w:rPr>
-        <w:t>#### 6 派系镜像 6 神</w:t>
+        <w:t>#### 2.2.4 6 派系镜像 6 神</w:t>
       </w:r>
     </w:p>
     <w:p>
@@ -3054,7 +3193,7 @@
           <w:i w:val="0"/>
           <w:sz w:val="21"/>
         </w:rPr>
-        <w:t>2.3 系统一览（嵌套式）</w:t>
+        <w:t>2.3 模块依赖关系（嵌套结构）</w:t>
       </w:r>
     </w:p>
     <w:p>
